--- a/EXPORTS/DOCX/published/niveau2/Dutch/ChristianMission.docx
+++ b/EXPORTS/DOCX/published/niveau2/Dutch/ChristianMission.docx
@@ -872,12 +872,77 @@
           <w:sz w:val="24"/>
           <w:u w:val="single"/>
         </w:rPr>
+        <w:hyperlink r:id="rId10" w:history="1">
+          <w:r>
+            <w:rPr>
+              <w:rStyle w:val="Hyperlink"/>
+            </w:rPr>
+            <w:t>d</w:t>
+          </w:r>
+        </w:hyperlink>
+      </w:r>
+      <w:r>
+        <w:rPr>
+          <w:rFonts w:ascii="Charis SIL Regular" w:hAnsi="Charis SIL Regular" w:eastAsia="Charis SIL Regular"/>
+          <w:b w:val="0"/>
+          <w:i w:val="0"/>
+          <w:color w:val="0000FF"/>
+          <w:sz w:val="24"/>
+          <w:u w:val="single"/>
+        </w:rPr>
+        <w:hyperlink r:id="rId10" w:history="1">
+          <w:r>
+            <w:rPr>
+              <w:rStyle w:val="Hyperlink"/>
+            </w:rPr>
+            <w:t>e</w:t>
+          </w:r>
+        </w:hyperlink>
+      </w:r>
+      <w:r>
+        <w:rPr>
+          <w:rFonts w:ascii="Charis SIL Regular" w:hAnsi="Charis SIL Regular" w:eastAsia="Charis SIL Regular"/>
+          <w:b w:val="0"/>
+          <w:i w:val="0"/>
+          <w:color w:val="0000FF"/>
+          <w:sz w:val="24"/>
+          <w:u w:val="single"/>
+        </w:rPr>
+        <w:t xml:space="preserve"> </w:t>
+      </w:r>
+      <w:r>
+        <w:rPr>
+          <w:rFonts w:ascii="Charis SIL Regular" w:hAnsi="Charis SIL Regular" w:eastAsia="Charis SIL Regular"/>
+          <w:b w:val="0"/>
+          <w:i w:val="0"/>
+          <w:color w:val="0000FF"/>
+          <w:sz w:val="24"/>
+          <w:u w:val="single"/>
+        </w:rPr>
         <w:hyperlink r:id="rId11" w:history="1">
           <w:r>
             <w:rPr>
               <w:rStyle w:val="Hyperlink"/>
             </w:rPr>
-            <w:t>d</w:t>
+            <w:t>H</w:t>
+          </w:r>
+        </w:hyperlink>
+      </w:r>
+      <w:r>
+        <w:rPr>
+          <w:rFonts w:ascii="Charis SIL Regular" w:hAnsi="Charis SIL Regular" w:eastAsia="Charis SIL Regular"/>
+          <w:b w:val="0"/>
+          <w:i w:val="0"/>
+          <w:color w:val="0000FF"/>
+          <w:sz w:val="24"/>
+          <w:u w:val="single"/>
+        </w:rPr>
+        <w:hyperlink r:id="rId11" w:history="1">
+          <w:r>
+            <w:rPr>
+              <w:rStyle w:val="Hyperlink"/>
+            </w:rPr>
+            <w:t>eilig</w:t>
           </w:r>
         </w:hyperlink>
       </w:r>
@@ -924,71 +989,6 @@
             <w:rPr>
               <w:rStyle w:val="Hyperlink"/>
             </w:rPr>
-            <w:t>H</w:t>
-          </w:r>
-        </w:hyperlink>
-      </w:r>
-      <w:r>
-        <w:rPr>
-          <w:rFonts w:ascii="Charis SIL Regular" w:hAnsi="Charis SIL Regular" w:eastAsia="Charis SIL Regular"/>
-          <w:b w:val="0"/>
-          <w:i w:val="0"/>
-          <w:color w:val="0000FF"/>
-          <w:sz w:val="24"/>
-          <w:u w:val="single"/>
-        </w:rPr>
-        <w:hyperlink r:id="rId11" w:history="1">
-          <w:r>
-            <w:rPr>
-              <w:rStyle w:val="Hyperlink"/>
-            </w:rPr>
-            <w:t>eilig</w:t>
-          </w:r>
-        </w:hyperlink>
-      </w:r>
-      <w:r>
-        <w:rPr>
-          <w:rFonts w:ascii="Charis SIL Regular" w:hAnsi="Charis SIL Regular" w:eastAsia="Charis SIL Regular"/>
-          <w:b w:val="0"/>
-          <w:i w:val="0"/>
-          <w:color w:val="0000FF"/>
-          <w:sz w:val="24"/>
-          <w:u w:val="single"/>
-        </w:rPr>
-        <w:hyperlink r:id="rId11" w:history="1">
-          <w:r>
-            <w:rPr>
-              <w:rStyle w:val="Hyperlink"/>
-            </w:rPr>
-            <w:t>e</w:t>
-          </w:r>
-        </w:hyperlink>
-      </w:r>
-      <w:r>
-        <w:rPr>
-          <w:rFonts w:ascii="Charis SIL Regular" w:hAnsi="Charis SIL Regular" w:eastAsia="Charis SIL Regular"/>
-          <w:b w:val="0"/>
-          <w:i w:val="0"/>
-          <w:color w:val="0000FF"/>
-          <w:sz w:val="24"/>
-          <w:u w:val="single"/>
-        </w:rPr>
-        <w:t xml:space="preserve"> </w:t>
-      </w:r>
-      <w:r>
-        <w:rPr>
-          <w:rFonts w:ascii="Charis SIL Regular" w:hAnsi="Charis SIL Regular" w:eastAsia="Charis SIL Regular"/>
-          <w:b w:val="0"/>
-          <w:i w:val="0"/>
-          <w:color w:val="0000FF"/>
-          <w:sz w:val="24"/>
-          <w:u w:val="single"/>
-        </w:rPr>
-        <w:hyperlink r:id="rId11" w:history="1">
-          <w:r>
-            <w:rPr>
-              <w:rStyle w:val="Hyperlink"/>
-            </w:rPr>
             <w:t>Geest</w:t>
           </w:r>
         </w:hyperlink>
@@ -1020,7 +1020,6 @@
           <w:i w:val="0"/>
           <w:color w:val="0000FF"/>
           <w:sz w:val="24"/>
-          <w:u w:val="single"/>
         </w:rPr>
         <w:hyperlink r:id="rId12" w:history="1">
           <w:r>
@@ -1262,7 +1261,112 @@
           <w:color w:val="000000"/>
           <w:sz w:val="24"/>
         </w:rPr>
-        <w:t xml:space="preserve">Museum, opgericht in 1954). Voorwerpen verzameld door het </w:t>
+        <w:t>Museum, opgericht in 1954). Voorwe</w:t>
+      </w:r>
+      <w:r>
+        <w:rPr>
+          <w:u w:val="single" w:color="0000ff"/>
+          <w:rFonts w:ascii="Charis SIL Regular" w:hAnsi="Charis SIL Regular" w:eastAsia="Charis SIL Regular"/>
+          <w:b w:val="0"/>
+          <w:i w:val="0"/>
+          <w:color w:val="000000"/>
+          <w:sz w:val="24"/>
+        </w:rPr>
+        <w:hyperlink r:id="rId12" w:history="1">
+          <w:r>
+            <w:rPr>
+              <w:rStyle w:val="Hyperlink"/>
+            </w:rPr>
+            <w:t>rpen verzameld</w:t>
+          </w:r>
+        </w:hyperlink>
+      </w:r>
+      <w:r>
+        <w:rPr>
+          <w:u w:val="single" w:color="0000ff"/>
+          <w:rFonts w:ascii="Charis SIL Regular" w:hAnsi="Charis SIL Regular" w:eastAsia="Charis SIL Regular"/>
+          <w:b w:val="0"/>
+          <w:i w:val="0"/>
+          <w:color w:val="000000"/>
+          <w:sz w:val="24"/>
+        </w:rPr>
+        <w:t xml:space="preserve"> </w:t>
+      </w:r>
+      <w:r>
+        <w:rPr>
+          <w:u w:val="single" w:color="0000ff"/>
+          <w:rFonts w:ascii="Charis SIL Regular" w:hAnsi="Charis SIL Regular" w:eastAsia="Charis SIL Regular"/>
+          <w:b w:val="0"/>
+          <w:i w:val="0"/>
+          <w:color w:val="000000"/>
+          <w:sz w:val="24"/>
+        </w:rPr>
+        <w:hyperlink r:id="rId12" w:history="1">
+          <w:r>
+            <w:rPr>
+              <w:rStyle w:val="Hyperlink"/>
+            </w:rPr>
+            <w:t>door</w:t>
+          </w:r>
+        </w:hyperlink>
+      </w:r>
+      <w:r>
+        <w:rPr>
+          <w:u w:val="single" w:color="0000ff"/>
+          <w:rFonts w:ascii="Charis SIL Regular" w:hAnsi="Charis SIL Regular" w:eastAsia="Charis SIL Regular"/>
+          <w:b w:val="0"/>
+          <w:i w:val="0"/>
+          <w:color w:val="000000"/>
+          <w:sz w:val="24"/>
+        </w:rPr>
+        <w:t xml:space="preserve"> </w:t>
+      </w:r>
+      <w:r>
+        <w:rPr>
+          <w:u w:val="single" w:color="0000ff"/>
+          <w:rFonts w:ascii="Charis SIL Regular" w:hAnsi="Charis SIL Regular" w:eastAsia="Charis SIL Regular"/>
+          <w:b w:val="0"/>
+          <w:i w:val="0"/>
+          <w:color w:val="000000"/>
+          <w:sz w:val="24"/>
+        </w:rPr>
+        <w:hyperlink r:id="rId12" w:history="1">
+          <w:r>
+            <w:rPr>
+              <w:rStyle w:val="Hyperlink"/>
+            </w:rPr>
+            <w:t>he</w:t>
+          </w:r>
+        </w:hyperlink>
+      </w:r>
+      <w:r>
+        <w:rPr>
+          <w:u w:val="single" w:color="0000ff"/>
+          <w:rFonts w:ascii="Charis SIL Regular" w:hAnsi="Charis SIL Regular" w:eastAsia="Charis SIL Regular"/>
+          <w:b w:val="0"/>
+          <w:i w:val="0"/>
+          <w:color w:val="000000"/>
+          <w:sz w:val="24"/>
+        </w:rPr>
+        <w:hyperlink r:id="rId12" w:history="1">
+          <w:r>
+            <w:rPr>
+              <w:rStyle w:val="Hyperlink"/>
+            </w:rPr>
+            <w:t>t</w:t>
+          </w:r>
+        </w:hyperlink>
+      </w:r>
+      <w:r>
+        <w:rPr>
+          <w:u w:val="single" w:color="0000ff"/>
+          <w:rFonts w:ascii="Charis SIL Regular" w:hAnsi="Charis SIL Regular" w:eastAsia="Charis SIL Regular"/>
+          <w:b w:val="0"/>
+          <w:i w:val="0"/>
+          <w:color w:val="000000"/>
+          <w:sz w:val="24"/>
+        </w:rPr>
+        <w:t xml:space="preserve"> </w:t>
       </w:r>
       <w:r>
         <w:rPr>
@@ -1273,7 +1377,7 @@
           <w:sz w:val="24"/>
           <w:u w:val="single"/>
         </w:rPr>
-        <w:hyperlink r:id="rId13" w:history="1">
+        <w:hyperlink r:id="rId12" w:history="1">
           <w:r>
             <w:rPr>
               <w:rStyle w:val="Hyperlink"/>
@@ -1366,7 +1470,14 @@
           <w:color w:val="000000"/>
           <w:sz w:val="24"/>
         </w:rPr>
-        <w:t>en Sulawesi, z</w:t>
+        <w:hyperlink r:id="rId13" w:history="1">
+          <w:r>
+            <w:rPr>
+              <w:rStyle w:val="Hyperlink"/>
+            </w:rPr>
+            <w:t>en Sulawesi, z</w:t>
+          </w:r>
+        </w:hyperlink>
       </w:r>
       <w:r>
         <w:rPr>
@@ -2489,7 +2600,7 @@
           <w:sz w:val="24"/>
           <w:u w:val="single"/>
         </w:rPr>
-        <w:hyperlink r:id="rId18" w:history="1">
+        <w:hyperlink r:id="rId19" w:history="1">
           <w:r>
             <w:rPr>
               <w:rStyle w:val="Hyperlink"/>
@@ -2536,7 +2647,7 @@
           <w:sz w:val="24"/>
           <w:u w:val="single"/>
         </w:rPr>
-        <w:hyperlink r:id="rId18" w:history="1">
+        <w:hyperlink r:id="rId19" w:history="1">
           <w:r>
             <w:rPr>
               <w:rStyle w:val="Hyperlink"/>
@@ -2590,7 +2701,7 @@
           <w:sz w:val="24"/>
           <w:u w:val="single"/>
         </w:rPr>
-        <w:hyperlink r:id="rId19" w:history="1">
+        <w:hyperlink r:id="rId20" w:history="1">
           <w:r>
             <w:rPr>
               <w:rStyle w:val="Hyperlink"/>
@@ -2637,7 +2748,14 @@
           <w:sz w:val="24"/>
           <w:u w:val="single"/>
         </w:rPr>
-        <w:t>t</w:t>
+        <w:hyperlink r:id="rId20" w:history="1">
+          <w:r>
+            <w:rPr>
+              <w:rStyle w:val="Hyperlink"/>
+            </w:rPr>
+            <w:t>t</w:t>
+          </w:r>
+        </w:hyperlink>
       </w:r>
       <w:r>
         <w:rPr>
@@ -2648,7 +2766,7 @@
           <w:sz w:val="24"/>
           <w:u w:val="single"/>
         </w:rPr>
-        <w:hyperlink r:id="rId19" w:history="1">
+        <w:hyperlink r:id="rId20" w:history="1">
           <w:r>
             <w:rPr>
               <w:rStyle w:val="Hyperlink"/>
@@ -2666,7 +2784,7 @@
           <w:sz w:val="24"/>
           <w:u w:val="single"/>
         </w:rPr>
-        <w:hyperlink r:id="rId19" w:history="1">
+        <w:hyperlink r:id="rId20" w:history="1">
           <w:r>
             <w:rPr>
               <w:rStyle w:val="Hyperlink"/>
@@ -2695,7 +2813,7 @@
           <w:sz w:val="24"/>
           <w:u w:val="single"/>
         </w:rPr>
-        <w:hyperlink r:id="rId19" w:history="1">
+        <w:hyperlink r:id="rId20" w:history="1">
           <w:r>
             <w:rPr>
               <w:rStyle w:val="Hyperlink"/>
@@ -2713,86 +2831,7 @@
           <w:color w:val="000000"/>
           <w:sz w:val="24"/>
         </w:rPr>
-        <w:hyperlink r:id="rId19" w:history="1">
-          <w:r>
-            <w:rPr>
-              <w:rStyle w:val="Hyperlink"/>
-            </w:rPr>
-            <w:t xml:space="preserve"> bij de Vri</w:t>
-          </w:r>
-        </w:hyperlink>
-      </w:r>
-      <w:r>
-        <w:rPr>
-          <w:u w:val="single" w:color="0000ff"/>
-          <w:rFonts w:ascii="Charis SIL Regular" w:hAnsi="Charis SIL Regular" w:eastAsia="Charis SIL Regular"/>
-          <w:b w:val="0"/>
-          <w:i w:val="0"/>
-          <w:color w:val="000000"/>
-          <w:sz w:val="24"/>
-        </w:rPr>
-        <w:hyperlink r:id="rId19" w:history="1">
-          <w:r>
-            <w:rPr>
-              <w:rStyle w:val="Hyperlink"/>
-            </w:rPr>
-            <w:t>j</w:t>
-          </w:r>
-        </w:hyperlink>
-      </w:r>
-      <w:r>
-        <w:rPr>
-          <w:u w:val="single" w:color="0000ff"/>
-          <w:rFonts w:ascii="Charis SIL Regular" w:hAnsi="Charis SIL Regular" w:eastAsia="Charis SIL Regular"/>
-          <w:b w:val="0"/>
-          <w:i w:val="0"/>
-          <w:color w:val="000000"/>
-          <w:sz w:val="24"/>
-        </w:rPr>
-        <w:hyperlink r:id="rId19" w:history="1">
-          <w:r>
-            <w:rPr>
-              <w:rStyle w:val="Hyperlink"/>
-            </w:rPr>
-            <w:t>e U</w:t>
-          </w:r>
-        </w:hyperlink>
-      </w:r>
-      <w:r>
-        <w:rPr>
-          <w:u w:val="single" w:color="0000ff"/>
-          <w:rFonts w:ascii="Charis SIL Regular" w:hAnsi="Charis SIL Regular" w:eastAsia="Charis SIL Regular"/>
-          <w:b w:val="0"/>
-          <w:i w:val="0"/>
-          <w:color w:val="000000"/>
-          <w:sz w:val="24"/>
-        </w:rPr>
-        <w:hyperlink r:id="rId19" w:history="1">
-          <w:r>
-            <w:rPr>
-              <w:rStyle w:val="Hyperlink"/>
-            </w:rPr>
-            <w:t>n</w:t>
-          </w:r>
-        </w:hyperlink>
-      </w:r>
-      <w:r>
-        <w:rPr>
-          <w:u w:val="single" w:color="0000ff"/>
-          <w:rFonts w:ascii="Charis SIL Regular" w:hAnsi="Charis SIL Regular" w:eastAsia="Charis SIL Regular"/>
-          <w:b w:val="0"/>
-          <w:i w:val="0"/>
-          <w:color w:val="000000"/>
-          <w:sz w:val="24"/>
-        </w:rPr>
-        <w:hyperlink r:id="rId19" w:history="1">
-          <w:r>
-            <w:rPr>
-              <w:rStyle w:val="Hyperlink"/>
-            </w:rPr>
-            <w:t>iv</w:t>
-          </w:r>
-        </w:hyperlink>
+        <w:t xml:space="preserve"> bij de Vrije Univ</w:t>
       </w:r>
       <w:r>
         <w:rPr>
@@ -2830,14 +2869,7 @@
           <w:sz w:val="24"/>
           <w:u w:val="single"/>
         </w:rPr>
-        <w:hyperlink r:id="rId19" w:history="1">
-          <w:r>
-            <w:rPr>
-              <w:rStyle w:val="Hyperlink"/>
-            </w:rPr>
-            <w:t>Katholiek</w:t>
-          </w:r>
-        </w:hyperlink>
+        <w:t>Katholiek Docu</w:t>
       </w:r>
       <w:r>
         <w:rPr>
@@ -2848,36 +2880,7 @@
           <w:sz w:val="24"/>
           <w:u w:val="single"/>
         </w:rPr>
-        <w:t xml:space="preserve"> </w:t>
-      </w:r>
-      <w:r>
-        <w:rPr>
-          <w:rFonts w:ascii="Charis SIL Regular" w:hAnsi="Charis SIL Regular" w:eastAsia="Charis SIL Regular"/>
-          <w:b w:val="0"/>
-          <w:i w:val="0"/>
-          <w:color w:val="0000FF"/>
-          <w:sz w:val="24"/>
-          <w:u w:val="single"/>
-        </w:rPr>
-        <w:hyperlink r:id="rId21" w:history="1">
-          <w:r>
-            <w:rPr>
-              <w:rStyle w:val="Hyperlink"/>
-            </w:rPr>
-            <w:t>Docu</w:t>
-          </w:r>
-        </w:hyperlink>
-      </w:r>
-      <w:r>
-        <w:rPr>
-          <w:rFonts w:ascii="Charis SIL Regular" w:hAnsi="Charis SIL Regular" w:eastAsia="Charis SIL Regular"/>
-          <w:b w:val="0"/>
-          <w:i w:val="0"/>
-          <w:color w:val="0000FF"/>
-          <w:sz w:val="24"/>
-          <w:u w:val="single"/>
-        </w:rPr>
-        <w:hyperlink r:id="rId21" w:history="1">
+        <w:hyperlink r:id="rId19" w:history="1">
           <w:r>
             <w:rPr>
               <w:rStyle w:val="Hyperlink"/>
@@ -2895,7 +2898,7 @@
           <w:sz w:val="24"/>
           <w:u w:val="single"/>
         </w:rPr>
-        <w:hyperlink r:id="rId21" w:history="1">
+        <w:hyperlink r:id="rId19" w:history="1">
           <w:r>
             <w:rPr>
               <w:rStyle w:val="Hyperlink"/>
@@ -2912,6 +2915,278 @@
           <w:color w:val="0000FF"/>
           <w:sz w:val="24"/>
           <w:u w:val="single"/>
+        </w:rPr>
+        <w:hyperlink r:id="rId19" w:history="1">
+          <w:r>
+            <w:rPr>
+              <w:rStyle w:val="Hyperlink"/>
+            </w:rPr>
+            <w:t>e</w:t>
+          </w:r>
+        </w:hyperlink>
+      </w:r>
+      <w:r>
+        <w:rPr>
+          <w:rFonts w:ascii="Charis SIL Regular" w:hAnsi="Charis SIL Regular" w:eastAsia="Charis SIL Regular"/>
+          <w:b w:val="0"/>
+          <w:i w:val="0"/>
+          <w:color w:val="0000FF"/>
+          <w:sz w:val="24"/>
+          <w:u w:val="single"/>
+        </w:rPr>
+        <w:t xml:space="preserve"> </w:t>
+      </w:r>
+      <w:r>
+        <w:rPr>
+          <w:rFonts w:ascii="Charis SIL Regular" w:hAnsi="Charis SIL Regular" w:eastAsia="Charis SIL Regular"/>
+          <w:b w:val="0"/>
+          <w:i w:val="0"/>
+          <w:color w:val="0000FF"/>
+          <w:sz w:val="24"/>
+          <w:u w:val="single"/>
+        </w:rPr>
+        <w:t>C</w:t>
+      </w:r>
+      <w:r>
+        <w:rPr>
+          <w:rFonts w:ascii="Charis SIL Regular" w:hAnsi="Charis SIL Regular" w:eastAsia="Charis SIL Regular"/>
+          <w:b w:val="0"/>
+          <w:i w:val="0"/>
+          <w:color w:val="0000FF"/>
+          <w:sz w:val="24"/>
+          <w:u w:val="single"/>
+        </w:rPr>
+        <w:hyperlink r:id="rId19" w:history="1">
+          <w:r>
+            <w:rPr>
+              <w:rStyle w:val="Hyperlink"/>
+            </w:rPr>
+            <w:t>entrum</w:t>
+          </w:r>
+        </w:hyperlink>
+      </w:r>
+      <w:r>
+        <w:rPr>
+          <w:u w:val="single" w:color="0000ff"/>
+          <w:rFonts w:ascii="Charis SIL Regular" w:hAnsi="Charis SIL Regular" w:eastAsia="Charis SIL Regular"/>
+          <w:b w:val="0"/>
+          <w:i w:val="0"/>
+          <w:color w:val="000000"/>
+          <w:sz w:val="24"/>
+        </w:rPr>
+        <w:hyperlink r:id="rId19" w:history="1">
+          <w:r>
+            <w:rPr>
+              <w:rStyle w:val="Hyperlink"/>
+            </w:rPr>
+            <w:t>, e</w:t>
+          </w:r>
+        </w:hyperlink>
+      </w:r>
+      <w:r>
+        <w:rPr>
+          <w:rFonts w:ascii="Charis SIL Regular" w:hAnsi="Charis SIL Regular" w:eastAsia="Charis SIL Regular"/>
+          <w:b w:val="0"/>
+          <w:i w:val="0"/>
+          <w:color w:val="000000"/>
+          <w:sz w:val="24"/>
+        </w:rPr>
+        <w:t xml:space="preserve">n het </w:t>
+      </w:r>
+      <w:r>
+        <w:rPr>
+          <w:rFonts w:ascii="Charis SIL Regular" w:hAnsi="Charis SIL Regular" w:eastAsia="Charis SIL Regular"/>
+          <w:b w:val="0"/>
+          <w:i w:val="0"/>
+          <w:color w:val="0000FF"/>
+          <w:sz w:val="24"/>
+          <w:u w:val="single"/>
+        </w:rPr>
+        <w:hyperlink r:id="rId21" w:history="1">
+          <w:r>
+            <w:rPr>
+              <w:rStyle w:val="Hyperlink"/>
+            </w:rPr>
+            <w:t>E</w:t>
+          </w:r>
+        </w:hyperlink>
+      </w:r>
+      <w:r>
+        <w:rPr>
+          <w:rFonts w:ascii="Charis SIL Regular" w:hAnsi="Charis SIL Regular" w:eastAsia="Charis SIL Regular"/>
+          <w:b w:val="0"/>
+          <w:i w:val="0"/>
+          <w:color w:val="0000FF"/>
+          <w:sz w:val="24"/>
+          <w:u w:val="single"/>
+        </w:rPr>
+        <w:hyperlink r:id="rId21" w:history="1">
+          <w:r>
+            <w:rPr>
+              <w:rStyle w:val="Hyperlink"/>
+            </w:rPr>
+            <w:t>rfgoedcent</w:t>
+          </w:r>
+        </w:hyperlink>
+      </w:r>
+      <w:r>
+        <w:rPr>
+          <w:rFonts w:ascii="Charis SIL Regular" w:hAnsi="Charis SIL Regular" w:eastAsia="Charis SIL Regular"/>
+          <w:b w:val="0"/>
+          <w:i w:val="0"/>
+          <w:color w:val="0000FF"/>
+          <w:sz w:val="24"/>
+          <w:u w:val="single"/>
+        </w:rPr>
+        <w:hyperlink r:id="rId21" w:history="1">
+          <w:r>
+            <w:rPr>
+              <w:rStyle w:val="Hyperlink"/>
+            </w:rPr>
+            <w:t>r</w:t>
+          </w:r>
+        </w:hyperlink>
+      </w:r>
+      <w:r>
+        <w:rPr>
+          <w:rFonts w:ascii="Charis SIL Regular" w:hAnsi="Charis SIL Regular" w:eastAsia="Charis SIL Regular"/>
+          <w:b w:val="0"/>
+          <w:i w:val="0"/>
+          <w:color w:val="0000FF"/>
+          <w:sz w:val="24"/>
+          <w:u w:val="single"/>
+        </w:rPr>
+        <w:hyperlink r:id="rId21" w:history="1">
+          <w:r>
+            <w:rPr>
+              <w:rStyle w:val="Hyperlink"/>
+            </w:rPr>
+            <w:t>um</w:t>
+          </w:r>
+        </w:hyperlink>
+      </w:r>
+      <w:r>
+        <w:rPr>
+          <w:rFonts w:ascii="Charis SIL Regular" w:hAnsi="Charis SIL Regular" w:eastAsia="Charis SIL Regular"/>
+          <w:b w:val="0"/>
+          <w:i w:val="0"/>
+          <w:color w:val="0000FF"/>
+          <w:sz w:val="24"/>
+          <w:u w:val="single"/>
+        </w:rPr>
+        <w:t xml:space="preserve"> </w:t>
+      </w:r>
+      <w:r>
+        <w:rPr>
+          <w:rFonts w:ascii="Charis SIL Regular" w:hAnsi="Charis SIL Regular" w:eastAsia="Charis SIL Regular"/>
+          <w:b w:val="0"/>
+          <w:i w:val="0"/>
+          <w:color w:val="0000FF"/>
+          <w:sz w:val="24"/>
+          <w:u w:val="single"/>
+        </w:rPr>
+        <w:hyperlink r:id="rId21" w:history="1">
+          <w:r>
+            <w:rPr>
+              <w:rStyle w:val="Hyperlink"/>
+            </w:rPr>
+            <w:t>Ned</w:t>
+          </w:r>
+        </w:hyperlink>
+      </w:r>
+      <w:r>
+        <w:rPr>
+          <w:rFonts w:ascii="Charis SIL Regular" w:hAnsi="Charis SIL Regular" w:eastAsia="Charis SIL Regular"/>
+          <w:b w:val="0"/>
+          <w:i w:val="0"/>
+          <w:color w:val="0000FF"/>
+          <w:sz w:val="24"/>
+          <w:u w:val="single"/>
+        </w:rPr>
+        <w:hyperlink r:id="rId21" w:history="1">
+          <w:r>
+            <w:rPr>
+              <w:rStyle w:val="Hyperlink"/>
+            </w:rPr>
+            <w:t>erlands</w:t>
+          </w:r>
+        </w:hyperlink>
+      </w:r>
+      <w:r>
+        <w:rPr>
+          <w:rFonts w:ascii="Charis SIL Regular" w:hAnsi="Charis SIL Regular" w:eastAsia="Charis SIL Regular"/>
+          <w:b w:val="0"/>
+          <w:i w:val="0"/>
+          <w:color w:val="0000FF"/>
+          <w:sz w:val="24"/>
+          <w:u w:val="single"/>
+        </w:rPr>
+        <w:t xml:space="preserve"> </w:t>
+      </w:r>
+      <w:r>
+        <w:rPr>
+          <w:rFonts w:ascii="Charis SIL Regular" w:hAnsi="Charis SIL Regular" w:eastAsia="Charis SIL Regular"/>
+          <w:b w:val="0"/>
+          <w:i w:val="0"/>
+          <w:color w:val="0000FF"/>
+          <w:sz w:val="24"/>
+          <w:u w:val="single"/>
+        </w:rPr>
+        <w:hyperlink r:id="rId21" w:history="1">
+          <w:r>
+            <w:rPr>
+              <w:rStyle w:val="Hyperlink"/>
+            </w:rPr>
+            <w:t>Kloosterleven</w:t>
+          </w:r>
+        </w:hyperlink>
+      </w:r>
+      <w:r>
+        <w:rPr>
+          <w:rFonts w:ascii="Charis SIL Regular" w:hAnsi="Charis SIL Regular" w:eastAsia="Charis SIL Regular"/>
+          <w:b w:val="0"/>
+          <w:i w:val="0"/>
+          <w:color w:val="000000"/>
+          <w:sz w:val="24"/>
+        </w:rPr>
+        <w:t xml:space="preserve">. Ook in </w:t>
+      </w:r>
+      <w:r>
+        <w:rPr>
+          <w:rFonts w:ascii="Charis SIL Regular" w:hAnsi="Charis SIL Regular" w:eastAsia="Charis SIL Regular"/>
+          <w:b w:val="0"/>
+          <w:i w:val="0"/>
+          <w:color w:val="000000"/>
+          <w:sz w:val="24"/>
+        </w:rPr>
+        <w:t>de landen waar de zending en missie acti</w:t>
+      </w:r>
+      <w:r>
+        <w:rPr>
+          <w:u w:val="single" w:color="0000ff"/>
+          <w:rFonts w:ascii="Charis SIL Regular" w:hAnsi="Charis SIL Regular" w:eastAsia="Charis SIL Regular"/>
+          <w:b w:val="0"/>
+          <w:i w:val="0"/>
+          <w:color w:val="000000"/>
+          <w:sz w:val="24"/>
+        </w:rPr>
+        <w:hyperlink r:id="rId21" w:history="1">
+          <w:r>
+            <w:rPr>
+              <w:rStyle w:val="Hyperlink"/>
+            </w:rPr>
+            <w:t>ef waren, zijn ve</w:t>
+          </w:r>
+        </w:hyperlink>
+      </w:r>
+      <w:r>
+        <w:rPr>
+          <w:u w:val="single" w:color="0000ff"/>
+          <w:rFonts w:ascii="Charis SIL Regular" w:hAnsi="Charis SIL Regular" w:eastAsia="Charis SIL Regular"/>
+          <w:b w:val="0"/>
+          <w:i w:val="0"/>
+          <w:color w:val="000000"/>
+          <w:sz w:val="24"/>
         </w:rPr>
         <w:hyperlink r:id="rId21" w:history="1">
           <w:r>
@@ -2924,53 +3199,6 @@
       </w:r>
       <w:r>
         <w:rPr>
-          <w:rFonts w:ascii="Charis SIL Regular" w:hAnsi="Charis SIL Regular" w:eastAsia="Charis SIL Regular"/>
-          <w:b w:val="0"/>
-          <w:i w:val="0"/>
-          <w:color w:val="0000FF"/>
-          <w:sz w:val="24"/>
-          <w:u w:val="single"/>
-        </w:rPr>
-        <w:t xml:space="preserve"> </w:t>
-      </w:r>
-      <w:r>
-        <w:rPr>
-          <w:rFonts w:ascii="Charis SIL Regular" w:hAnsi="Charis SIL Regular" w:eastAsia="Charis SIL Regular"/>
-          <w:b w:val="0"/>
-          <w:i w:val="0"/>
-          <w:color w:val="0000FF"/>
-          <w:sz w:val="24"/>
-          <w:u w:val="single"/>
-        </w:rPr>
-        <w:hyperlink r:id="rId21" w:history="1">
-          <w:r>
-            <w:rPr>
-              <w:rStyle w:val="Hyperlink"/>
-            </w:rPr>
-            <w:t>C</w:t>
-          </w:r>
-        </w:hyperlink>
-      </w:r>
-      <w:r>
-        <w:rPr>
-          <w:rFonts w:ascii="Charis SIL Regular" w:hAnsi="Charis SIL Regular" w:eastAsia="Charis SIL Regular"/>
-          <w:b w:val="0"/>
-          <w:i w:val="0"/>
-          <w:color w:val="0000FF"/>
-          <w:sz w:val="24"/>
-          <w:u w:val="single"/>
-        </w:rPr>
-        <w:hyperlink r:id="rId21" w:history="1">
-          <w:r>
-            <w:rPr>
-              <w:rStyle w:val="Hyperlink"/>
-            </w:rPr>
-            <w:t>entrum</w:t>
-          </w:r>
-        </w:hyperlink>
-      </w:r>
-      <w:r>
-        <w:rPr>
           <w:u w:val="single" w:color="0000ff"/>
           <w:rFonts w:ascii="Charis SIL Regular" w:hAnsi="Charis SIL Regular" w:eastAsia="Charis SIL Regular"/>
           <w:b w:val="0"/>
@@ -2978,315 +3206,7 @@
           <w:color w:val="000000"/>
           <w:sz w:val="24"/>
         </w:rPr>
-        <w:hyperlink r:id="rId19" w:history="1">
-          <w:r>
-            <w:rPr>
-              <w:rStyle w:val="Hyperlink"/>
-            </w:rPr>
-            <w:t>, e</w:t>
-          </w:r>
-        </w:hyperlink>
-      </w:r>
-      <w:r>
-        <w:rPr>
-          <w:rFonts w:ascii="Charis SIL Regular" w:hAnsi="Charis SIL Regular" w:eastAsia="Charis SIL Regular"/>
-          <w:b w:val="0"/>
-          <w:i w:val="0"/>
-          <w:color w:val="000000"/>
-          <w:sz w:val="24"/>
-        </w:rPr>
-        <w:t xml:space="preserve">n </w:t>
-      </w:r>
-      <w:r>
-        <w:rPr>
-          <w:u w:val="single" w:color="0000ff"/>
-          <w:rFonts w:ascii="Charis SIL Regular" w:hAnsi="Charis SIL Regular" w:eastAsia="Charis SIL Regular"/>
-          <w:b w:val="0"/>
-          <w:i w:val="0"/>
-          <w:color w:val="000000"/>
-          <w:sz w:val="24"/>
-        </w:rPr>
-        <w:t xml:space="preserve">het </w:t>
-      </w:r>
-      <w:r>
-        <w:rPr>
-          <w:rFonts w:ascii="Charis SIL Regular" w:hAnsi="Charis SIL Regular" w:eastAsia="Charis SIL Regular"/>
-          <w:b w:val="0"/>
-          <w:i w:val="0"/>
-          <w:color w:val="0000FF"/>
-          <w:sz w:val="24"/>
-          <w:u w:val="single"/>
-        </w:rPr>
-        <w:hyperlink r:id="rId22" w:history="1">
-          <w:r>
-            <w:rPr>
-              <w:rStyle w:val="Hyperlink"/>
-            </w:rPr>
-            <w:t>E</w:t>
-          </w:r>
-        </w:hyperlink>
-      </w:r>
-      <w:r>
-        <w:rPr>
-          <w:rFonts w:ascii="Charis SIL Regular" w:hAnsi="Charis SIL Regular" w:eastAsia="Charis SIL Regular"/>
-          <w:b w:val="0"/>
-          <w:i w:val="0"/>
-          <w:color w:val="0000FF"/>
-          <w:sz w:val="24"/>
-          <w:u w:val="single"/>
-        </w:rPr>
-        <w:hyperlink r:id="rId22" w:history="1">
-          <w:r>
-            <w:rPr>
-              <w:rStyle w:val="Hyperlink"/>
-            </w:rPr>
-            <w:t>rfgoedcent</w:t>
-          </w:r>
-        </w:hyperlink>
-      </w:r>
-      <w:r>
-        <w:rPr>
-          <w:rFonts w:ascii="Charis SIL Regular" w:hAnsi="Charis SIL Regular" w:eastAsia="Charis SIL Regular"/>
-          <w:b w:val="0"/>
-          <w:i w:val="0"/>
-          <w:color w:val="0000FF"/>
-          <w:sz w:val="24"/>
-          <w:u w:val="single"/>
-        </w:rPr>
-        <w:hyperlink r:id="rId22" w:history="1">
-          <w:r>
-            <w:rPr>
-              <w:rStyle w:val="Hyperlink"/>
-            </w:rPr>
-            <w:t>r</w:t>
-          </w:r>
-        </w:hyperlink>
-      </w:r>
-      <w:r>
-        <w:rPr>
-          <w:rFonts w:ascii="Charis SIL Regular" w:hAnsi="Charis SIL Regular" w:eastAsia="Charis SIL Regular"/>
-          <w:b w:val="0"/>
-          <w:i w:val="0"/>
-          <w:color w:val="0000FF"/>
-          <w:sz w:val="24"/>
-          <w:u w:val="single"/>
-        </w:rPr>
-        <w:hyperlink r:id="rId22" w:history="1">
-          <w:r>
-            <w:rPr>
-              <w:rStyle w:val="Hyperlink"/>
-            </w:rPr>
-            <w:t>um</w:t>
-          </w:r>
-        </w:hyperlink>
-      </w:r>
-      <w:r>
-        <w:rPr>
-          <w:rFonts w:ascii="Charis SIL Regular" w:hAnsi="Charis SIL Regular" w:eastAsia="Charis SIL Regular"/>
-          <w:b w:val="0"/>
-          <w:i w:val="0"/>
-          <w:color w:val="0000FF"/>
-          <w:sz w:val="24"/>
-          <w:u w:val="single"/>
-        </w:rPr>
-        <w:t xml:space="preserve"> </w:t>
-      </w:r>
-      <w:r>
-        <w:rPr>
-          <w:rFonts w:ascii="Charis SIL Regular" w:hAnsi="Charis SIL Regular" w:eastAsia="Charis SIL Regular"/>
-          <w:b w:val="0"/>
-          <w:i w:val="0"/>
-          <w:color w:val="0000FF"/>
-          <w:sz w:val="24"/>
-          <w:u w:val="single"/>
-        </w:rPr>
-        <w:hyperlink r:id="rId22" w:history="1">
-          <w:r>
-            <w:rPr>
-              <w:rStyle w:val="Hyperlink"/>
-            </w:rPr>
-            <w:t>Ned</w:t>
-          </w:r>
-        </w:hyperlink>
-      </w:r>
-      <w:r>
-        <w:rPr>
-          <w:rFonts w:ascii="Charis SIL Regular" w:hAnsi="Charis SIL Regular" w:eastAsia="Charis SIL Regular"/>
-          <w:b w:val="0"/>
-          <w:i w:val="0"/>
-          <w:color w:val="0000FF"/>
-          <w:sz w:val="24"/>
-          <w:u w:val="single"/>
-        </w:rPr>
-        <w:hyperlink r:id="rId22" w:history="1">
-          <w:r>
-            <w:rPr>
-              <w:rStyle w:val="Hyperlink"/>
-            </w:rPr>
-            <w:t>erlands</w:t>
-          </w:r>
-        </w:hyperlink>
-      </w:r>
-      <w:r>
-        <w:rPr>
-          <w:rFonts w:ascii="Charis SIL Regular" w:hAnsi="Charis SIL Regular" w:eastAsia="Charis SIL Regular"/>
-          <w:b w:val="0"/>
-          <w:i w:val="0"/>
-          <w:color w:val="0000FF"/>
-          <w:sz w:val="24"/>
-          <w:u w:val="single"/>
-        </w:rPr>
-        <w:t xml:space="preserve"> </w:t>
-      </w:r>
-      <w:r>
-        <w:rPr>
-          <w:rFonts w:ascii="Charis SIL Regular" w:hAnsi="Charis SIL Regular" w:eastAsia="Charis SIL Regular"/>
-          <w:b w:val="0"/>
-          <w:i w:val="0"/>
-          <w:color w:val="0000FF"/>
-          <w:sz w:val="24"/>
-          <w:u w:val="single"/>
-        </w:rPr>
-        <w:hyperlink r:id="rId22" w:history="1">
-          <w:r>
-            <w:rPr>
-              <w:rStyle w:val="Hyperlink"/>
-            </w:rPr>
-            <w:t>Kloosterleven</w:t>
-          </w:r>
-        </w:hyperlink>
-      </w:r>
-      <w:r>
-        <w:rPr>
-          <w:rFonts w:ascii="Charis SIL Regular" w:hAnsi="Charis SIL Regular" w:eastAsia="Charis SIL Regular"/>
-          <w:b w:val="0"/>
-          <w:i w:val="0"/>
-          <w:color w:val="000000"/>
-          <w:sz w:val="24"/>
-        </w:rPr>
-        <w:t xml:space="preserve">. Ook in </w:t>
-      </w:r>
-      <w:r>
-        <w:rPr>
-          <w:u w:val="single" w:color="0000ff"/>
-          <w:rFonts w:ascii="Charis SIL Regular" w:hAnsi="Charis SIL Regular" w:eastAsia="Charis SIL Regular"/>
-          <w:b w:val="0"/>
-          <w:i w:val="0"/>
-          <w:color w:val="000000"/>
-          <w:sz w:val="24"/>
-        </w:rPr>
         <w:hyperlink r:id="rId21" w:history="1">
-          <w:r>
-            <w:rPr>
-              <w:rStyle w:val="Hyperlink"/>
-            </w:rPr>
-            <w:t>de landen</w:t>
-          </w:r>
-        </w:hyperlink>
-      </w:r>
-      <w:r>
-        <w:rPr>
-          <w:u w:val="single" w:color="0000ff"/>
-          <w:rFonts w:ascii="Charis SIL Regular" w:hAnsi="Charis SIL Regular" w:eastAsia="Charis SIL Regular"/>
-          <w:b w:val="0"/>
-          <w:i w:val="0"/>
-          <w:color w:val="000000"/>
-          <w:sz w:val="24"/>
-        </w:rPr>
-        <w:t xml:space="preserve"> </w:t>
-      </w:r>
-      <w:r>
-        <w:rPr>
-          <w:u w:val="single" w:color="0000ff"/>
-          <w:rFonts w:ascii="Charis SIL Regular" w:hAnsi="Charis SIL Regular" w:eastAsia="Charis SIL Regular"/>
-          <w:b w:val="0"/>
-          <w:i w:val="0"/>
-          <w:color w:val="000000"/>
-          <w:sz w:val="24"/>
-        </w:rPr>
-        <w:hyperlink r:id="rId21" w:history="1">
-          <w:r>
-            <w:rPr>
-              <w:rStyle w:val="Hyperlink"/>
-            </w:rPr>
-            <w:t>waar de zendi</w:t>
-          </w:r>
-        </w:hyperlink>
-      </w:r>
-      <w:r>
-        <w:rPr>
-          <w:u w:val="single" w:color="0000ff"/>
-          <w:rFonts w:ascii="Charis SIL Regular" w:hAnsi="Charis SIL Regular" w:eastAsia="Charis SIL Regular"/>
-          <w:b w:val="0"/>
-          <w:i w:val="0"/>
-          <w:color w:val="000000"/>
-          <w:sz w:val="24"/>
-        </w:rPr>
-        <w:hyperlink r:id="rId21" w:history="1">
-          <w:r>
-            <w:rPr>
-              <w:rStyle w:val="Hyperlink"/>
-            </w:rPr>
-            <w:t>ng en mi</w:t>
-          </w:r>
-        </w:hyperlink>
-      </w:r>
-      <w:r>
-        <w:rPr>
-          <w:rFonts w:ascii="Charis SIL Regular" w:hAnsi="Charis SIL Regular" w:eastAsia="Charis SIL Regular"/>
-          <w:b w:val="0"/>
-          <w:i w:val="0"/>
-          <w:color w:val="000000"/>
-          <w:sz w:val="24"/>
-        </w:rPr>
-        <w:t>ssie acti</w:t>
-      </w:r>
-      <w:r>
-        <w:rPr>
-          <w:u w:val="single" w:color="0000ff"/>
-          <w:rFonts w:ascii="Charis SIL Regular" w:hAnsi="Charis SIL Regular" w:eastAsia="Charis SIL Regular"/>
-          <w:b w:val="0"/>
-          <w:i w:val="0"/>
-          <w:color w:val="000000"/>
-          <w:sz w:val="24"/>
-        </w:rPr>
-        <w:hyperlink r:id="rId22" w:history="1">
-          <w:r>
-            <w:rPr>
-              <w:rStyle w:val="Hyperlink"/>
-            </w:rPr>
-            <w:t>ef waren, zijn ve</w:t>
-          </w:r>
-        </w:hyperlink>
-      </w:r>
-      <w:r>
-        <w:rPr>
-          <w:u w:val="single" w:color="0000ff"/>
-          <w:rFonts w:ascii="Charis SIL Regular" w:hAnsi="Charis SIL Regular" w:eastAsia="Charis SIL Regular"/>
-          <w:b w:val="0"/>
-          <w:i w:val="0"/>
-          <w:color w:val="000000"/>
-          <w:sz w:val="24"/>
-        </w:rPr>
-        <w:hyperlink r:id="rId22" w:history="1">
-          <w:r>
-            <w:rPr>
-              <w:rStyle w:val="Hyperlink"/>
-            </w:rPr>
-            <w:t>e</w:t>
-          </w:r>
-        </w:hyperlink>
-      </w:r>
-      <w:r>
-        <w:rPr>
-          <w:u w:val="single" w:color="0000ff"/>
-          <w:rFonts w:ascii="Charis SIL Regular" w:hAnsi="Charis SIL Regular" w:eastAsia="Charis SIL Regular"/>
-          <w:b w:val="0"/>
-          <w:i w:val="0"/>
-          <w:color w:val="000000"/>
-          <w:sz w:val="24"/>
-        </w:rPr>
-        <w:hyperlink r:id="rId22" w:history="1">
           <w:r>
             <w:rPr>
               <w:rStyle w:val="Hyperlink"/>
@@ -3304,7 +3224,7 @@
           <w:color w:val="000000"/>
           <w:sz w:val="24"/>
         </w:rPr>
-        <w:hyperlink r:id="rId22" w:history="1">
+        <w:hyperlink r:id="rId21" w:history="1">
           <w:r>
             <w:rPr>
               <w:rStyle w:val="Hyperlink"/>
@@ -3322,7 +3242,7 @@
           <w:color w:val="000000"/>
           <w:sz w:val="24"/>
         </w:rPr>
-        <w:hyperlink r:id="rId22" w:history="1">
+        <w:hyperlink r:id="rId21" w:history="1">
           <w:r>
             <w:rPr>
               <w:rStyle w:val="Hyperlink"/>
@@ -3800,7 +3720,7 @@
           <w:sz w:val="24"/>
           <w:u w:val="single"/>
         </w:rPr>
-        <w:hyperlink r:id="rId23" w:history="1">
+        <w:hyperlink r:id="rId22" w:history="1">
           <w:r>
             <w:rPr>
               <w:rStyle w:val="Hyperlink"/>
@@ -3818,7 +3738,7 @@
           <w:sz w:val="24"/>
           <w:u w:val="single"/>
         </w:rPr>
-        <w:hyperlink r:id="rId23" w:history="1">
+        <w:hyperlink r:id="rId22" w:history="1">
           <w:r>
             <w:rPr>
               <w:rStyle w:val="Hyperlink"/>
@@ -3836,7 +3756,7 @@
           <w:sz w:val="24"/>
           <w:u w:val="single"/>
         </w:rPr>
-        <w:hyperlink r:id="rId23" w:history="1">
+        <w:hyperlink r:id="rId22" w:history="1">
           <w:r>
             <w:rPr>
               <w:rStyle w:val="Hyperlink"/>
@@ -3854,7 +3774,7 @@
           <w:sz w:val="24"/>
           <w:u w:val="single"/>
         </w:rPr>
-        <w:hyperlink r:id="rId23" w:history="1">
+        <w:hyperlink r:id="rId22" w:history="1">
           <w:r>
             <w:rPr>
               <w:rStyle w:val="Hyperlink"/>
@@ -3872,7 +3792,7 @@
           <w:sz w:val="24"/>
           <w:u w:val="single"/>
         </w:rPr>
-        <w:hyperlink r:id="rId23" w:history="1">
+        <w:hyperlink r:id="rId22" w:history="1">
           <w:r>
             <w:rPr>
               <w:rStyle w:val="Hyperlink"/>
@@ -3890,7 +3810,7 @@
           <w:sz w:val="24"/>
           <w:u w:val="single"/>
         </w:rPr>
-        <w:hyperlink r:id="rId23" w:history="1">
+        <w:hyperlink r:id="rId22" w:history="1">
           <w:r>
             <w:rPr>
               <w:rStyle w:val="Hyperlink"/>
@@ -3908,7 +3828,7 @@
           <w:sz w:val="24"/>
           <w:u w:val="single"/>
         </w:rPr>
-        <w:hyperlink r:id="rId23" w:history="1">
+        <w:hyperlink r:id="rId22" w:history="1">
           <w:r>
             <w:rPr>
               <w:rStyle w:val="Hyperlink"/>
@@ -4202,7 +4122,7 @@
           <w:sz w:val="24"/>
           <w:u w:val="single"/>
         </w:rPr>
-        <w:hyperlink r:id="rId24" w:history="1">
+        <w:hyperlink r:id="rId23" w:history="1">
           <w:r>
             <w:rPr>
               <w:rStyle w:val="Hyperlink"/>
@@ -4220,7 +4140,7 @@
           <w:sz w:val="24"/>
           <w:u w:val="single"/>
         </w:rPr>
-        <w:hyperlink r:id="rId24" w:history="1">
+        <w:hyperlink r:id="rId23" w:history="1">
           <w:r>
             <w:rPr>
               <w:rStyle w:val="Hyperlink"/>
@@ -4238,7 +4158,7 @@
           <w:sz w:val="24"/>
           <w:u w:val="single"/>
         </w:rPr>
-        <w:hyperlink r:id="rId24" w:history="1">
+        <w:hyperlink r:id="rId23" w:history="1">
           <w:r>
             <w:rPr>
               <w:rStyle w:val="Hyperlink"/>
@@ -4277,7 +4197,7 @@
           <w:sz w:val="24"/>
           <w:u w:val="single"/>
         </w:rPr>
-        <w:hyperlink r:id="rId24" w:history="1">
+        <w:hyperlink r:id="rId23" w:history="1">
           <w:r>
             <w:rPr>
               <w:rStyle w:val="Hyperlink"/>
@@ -4295,7 +4215,7 @@
           <w:sz w:val="24"/>
           <w:u w:val="single"/>
         </w:rPr>
-        <w:hyperlink r:id="rId24" w:history="1">
+        <w:hyperlink r:id="rId23" w:history="1">
           <w:r>
             <w:rPr>
               <w:rStyle w:val="Hyperlink"/>
@@ -4413,7 +4333,7 @@
           <w:sz w:val="24"/>
           <w:u w:val="single"/>
         </w:rPr>
-        <w:hyperlink r:id="rId25" w:history="1">
+        <w:hyperlink r:id="rId24" w:history="1">
           <w:r>
             <w:rPr>
               <w:rStyle w:val="Hyperlink"/>
@@ -4431,7 +4351,7 @@
           <w:sz w:val="24"/>
           <w:u w:val="single"/>
         </w:rPr>
-        <w:hyperlink r:id="rId25" w:history="1">
+        <w:hyperlink r:id="rId24" w:history="1">
           <w:r>
             <w:rPr>
               <w:rStyle w:val="Hyperlink"/>
@@ -4569,7 +4489,7 @@
           <w:sz w:val="24"/>
           <w:u w:val="single"/>
         </w:rPr>
-        <w:hyperlink r:id="rId26" w:history="1">
+        <w:hyperlink r:id="rId25" w:history="1">
           <w:r>
             <w:rPr>
               <w:rStyle w:val="Hyperlink"/>
@@ -4587,7 +4507,7 @@
           <w:sz w:val="24"/>
           <w:u w:val="single"/>
         </w:rPr>
-        <w:hyperlink r:id="rId26" w:history="1">
+        <w:hyperlink r:id="rId25" w:history="1">
           <w:r>
             <w:rPr>
               <w:rStyle w:val="Hyperlink"/>
@@ -4605,7 +4525,7 @@
           <w:sz w:val="24"/>
           <w:u w:val="single"/>
         </w:rPr>
-        <w:hyperlink r:id="rId26" w:history="1">
+        <w:hyperlink r:id="rId25" w:history="1">
           <w:r>
             <w:rPr>
               <w:rStyle w:val="Hyperlink"/>
@@ -4644,7 +4564,7 @@
           <w:sz w:val="24"/>
           <w:u w:val="single"/>
         </w:rPr>
-        <w:hyperlink r:id="rId26" w:history="1">
+        <w:hyperlink r:id="rId25" w:history="1">
           <w:r>
             <w:rPr>
               <w:rStyle w:val="Hyperlink"/>
@@ -4662,7 +4582,7 @@
           <w:sz w:val="24"/>
           <w:u w:val="single"/>
         </w:rPr>
-        <w:hyperlink r:id="rId26" w:history="1">
+        <w:hyperlink r:id="rId25" w:history="1">
           <w:r>
             <w:rPr>
               <w:rStyle w:val="Hyperlink"/>
@@ -4763,7 +4683,7 @@
           <w:sz w:val="24"/>
           <w:u w:val="single"/>
         </w:rPr>
-        <w:hyperlink r:id="rId27" w:history="1">
+        <w:hyperlink r:id="rId26" w:history="1">
           <w:r>
             <w:rPr>
               <w:rStyle w:val="Hyperlink"/>
@@ -4781,7 +4701,7 @@
           <w:sz w:val="24"/>
           <w:u w:val="single"/>
         </w:rPr>
-        <w:hyperlink r:id="rId27" w:history="1">
+        <w:hyperlink r:id="rId26" w:history="1">
           <w:r>
             <w:rPr>
               <w:rStyle w:val="Hyperlink"/>
@@ -4899,7 +4819,7 @@
           <w:sz w:val="24"/>
           <w:u w:val="single"/>
         </w:rPr>
-        <w:hyperlink r:id="rId28" w:history="1">
+        <w:hyperlink r:id="rId27" w:history="1">
           <w:r>
             <w:rPr>
               <w:rStyle w:val="Hyperlink"/>
@@ -4917,7 +4837,7 @@
           <w:sz w:val="24"/>
           <w:u w:val="single"/>
         </w:rPr>
-        <w:hyperlink r:id="rId28" w:history="1">
+        <w:hyperlink r:id="rId27" w:history="1">
           <w:r>
             <w:rPr>
               <w:rStyle w:val="Hyperlink"/>
@@ -5025,7 +4945,7 @@
           <w:sz w:val="24"/>
           <w:u w:val="single"/>
         </w:rPr>
-        <w:hyperlink r:id="rId29" w:history="1">
+        <w:hyperlink r:id="rId28" w:history="1">
           <w:r>
             <w:rPr>
               <w:rStyle w:val="Hyperlink"/>
@@ -5043,7 +4963,7 @@
           <w:sz w:val="24"/>
           <w:u w:val="single"/>
         </w:rPr>
-        <w:hyperlink r:id="rId29" w:history="1">
+        <w:hyperlink r:id="rId28" w:history="1">
           <w:r>
             <w:rPr>
               <w:rStyle w:val="Hyperlink"/>

--- a/EXPORTS/DOCX/published/niveau2/Dutch/ChristianMission.docx
+++ b/EXPORTS/DOCX/published/niveau2/Dutch/ChristianMission.docx
@@ -814,7 +814,7 @@
           <w:sz w:val="24"/>
           <w:u w:val="single"/>
         </w:rPr>
-        <w:hyperlink r:id="rId10" w:history="1">
+        <w:hyperlink r:id="rId11" w:history="1">
           <w:r>
             <w:rPr>
               <w:rStyle w:val="Hyperlink"/>
@@ -843,7 +843,7 @@
           <w:sz w:val="24"/>
           <w:u w:val="single"/>
         </w:rPr>
-        <w:hyperlink r:id="rId10" w:history="1">
+        <w:hyperlink r:id="rId11" w:history="1">
           <w:r>
             <w:rPr>
               <w:rStyle w:val="Hyperlink"/>
@@ -872,7 +872,7 @@
           <w:sz w:val="24"/>
           <w:u w:val="single"/>
         </w:rPr>
-        <w:hyperlink r:id="rId10" w:history="1">
+        <w:hyperlink r:id="rId11" w:history="1">
           <w:r>
             <w:rPr>
               <w:rStyle w:val="Hyperlink"/>
@@ -917,27 +917,19 @@
           <w:i w:val="0"/>
           <w:color w:val="0000FF"/>
           <w:sz w:val="24"/>
+        </w:rPr>
+        <w:t>H</w:t>
+      </w:r>
+      <w:r>
+        <w:rPr>
+          <w:rFonts w:ascii="Charis SIL Regular" w:hAnsi="Charis SIL Regular" w:eastAsia="Charis SIL Regular"/>
+          <w:b w:val="0"/>
+          <w:i w:val="0"/>
+          <w:color w:val="0000FF"/>
+          <w:sz w:val="24"/>
           <w:u w:val="single"/>
         </w:rPr>
-        <w:hyperlink r:id="rId11" w:history="1">
-          <w:r>
-            <w:rPr>
-              <w:rStyle w:val="Hyperlink"/>
-            </w:rPr>
-            <w:t>H</w:t>
-          </w:r>
-        </w:hyperlink>
-      </w:r>
-      <w:r>
-        <w:rPr>
-          <w:rFonts w:ascii="Charis SIL Regular" w:hAnsi="Charis SIL Regular" w:eastAsia="Charis SIL Regular"/>
-          <w:b w:val="0"/>
-          <w:i w:val="0"/>
-          <w:color w:val="0000FF"/>
-          <w:sz w:val="24"/>
-          <w:u w:val="single"/>
-        </w:rPr>
-        <w:hyperlink r:id="rId11" w:history="1">
+        <w:hyperlink r:id="rId10" w:history="1">
           <w:r>
             <w:rPr>
               <w:rStyle w:val="Hyperlink"/>
@@ -1021,14 +1013,7 @@
           <w:color w:val="0000FF"/>
           <w:sz w:val="24"/>
         </w:rPr>
-        <w:hyperlink r:id="rId12" w:history="1">
-          <w:r>
-            <w:rPr>
-              <w:rStyle w:val="Hyperlink"/>
-            </w:rPr>
-            <w:t>Wereldmuseu</w:t>
-          </w:r>
-        </w:hyperlink>
+        <w:t>Wereldmuseu</w:t>
       </w:r>
       <w:r>
         <w:rPr>
@@ -1039,7 +1024,7 @@
           <w:sz w:val="24"/>
           <w:u w:val="single"/>
         </w:rPr>
-        <w:hyperlink r:id="rId12" w:history="1">
+        <w:hyperlink r:id="rId11" w:history="1">
           <w:r>
             <w:rPr>
               <w:rStyle w:val="Hyperlink"/>
@@ -1124,7 +1109,6 @@
           <w:i w:val="0"/>
           <w:color w:val="0000FF"/>
           <w:sz w:val="24"/>
-          <w:u w:val="single"/>
         </w:rPr>
         <w:hyperlink r:id="rId12" w:history="1">
           <w:r>
@@ -1359,7 +1343,6 @@
       </w:r>
       <w:r>
         <w:rPr>
-          <w:u w:val="single" w:color="0000ff"/>
           <w:rFonts w:ascii="Charis SIL Regular" w:hAnsi="Charis SIL Regular" w:eastAsia="Charis SIL Regular"/>
           <w:b w:val="0"/>
           <w:i w:val="0"/>
@@ -2600,7 +2583,7 @@
           <w:sz w:val="24"/>
           <w:u w:val="single"/>
         </w:rPr>
-        <w:hyperlink r:id="rId19" w:history="1">
+        <w:hyperlink r:id="rId18" w:history="1">
           <w:r>
             <w:rPr>
               <w:rStyle w:val="Hyperlink"/>
@@ -2647,7 +2630,7 @@
           <w:sz w:val="24"/>
           <w:u w:val="single"/>
         </w:rPr>
-        <w:hyperlink r:id="rId19" w:history="1">
+        <w:hyperlink r:id="rId18" w:history="1">
           <w:r>
             <w:rPr>
               <w:rStyle w:val="Hyperlink"/>
@@ -2658,21 +2641,13 @@
       </w:r>
       <w:r>
         <w:rPr>
-          <w:u w:val="single" w:color="0000ff"/>
           <w:rFonts w:ascii="Charis SIL Regular" w:hAnsi="Charis SIL Regular" w:eastAsia="Charis SIL Regular"/>
           <w:b w:val="0"/>
           <w:i w:val="0"/>
           <w:color w:val="000000"/>
           <w:sz w:val="24"/>
         </w:rPr>
-        <w:hyperlink r:id="rId18" w:history="1">
-          <w:r>
-            <w:rPr>
-              <w:rStyle w:val="Hyperlink"/>
-            </w:rPr>
-            <w:t xml:space="preserve">, </w:t>
-          </w:r>
-        </w:hyperlink>
+        <w:t xml:space="preserve">, </w:t>
       </w:r>
       <w:r>
         <w:rPr>
@@ -2701,7 +2676,7 @@
           <w:sz w:val="24"/>
           <w:u w:val="single"/>
         </w:rPr>
-        <w:hyperlink r:id="rId20" w:history="1">
+        <w:hyperlink r:id="rId19" w:history="1">
           <w:r>
             <w:rPr>
               <w:rStyle w:val="Hyperlink"/>
@@ -2748,14 +2723,7 @@
           <w:sz w:val="24"/>
           <w:u w:val="single"/>
         </w:rPr>
-        <w:hyperlink r:id="rId20" w:history="1">
-          <w:r>
-            <w:rPr>
-              <w:rStyle w:val="Hyperlink"/>
-            </w:rPr>
-            <w:t>t</w:t>
-          </w:r>
-        </w:hyperlink>
+        <w:t>t</w:t>
       </w:r>
       <w:r>
         <w:rPr>
@@ -2766,7 +2734,7 @@
           <w:sz w:val="24"/>
           <w:u w:val="single"/>
         </w:rPr>
-        <w:hyperlink r:id="rId20" w:history="1">
+        <w:hyperlink r:id="rId19" w:history="1">
           <w:r>
             <w:rPr>
               <w:rStyle w:val="Hyperlink"/>
@@ -2784,7 +2752,7 @@
           <w:sz w:val="24"/>
           <w:u w:val="single"/>
         </w:rPr>
-        <w:hyperlink r:id="rId20" w:history="1">
+        <w:hyperlink r:id="rId19" w:history="1">
           <w:r>
             <w:rPr>
               <w:rStyle w:val="Hyperlink"/>
@@ -2813,7 +2781,7 @@
           <w:sz w:val="24"/>
           <w:u w:val="single"/>
         </w:rPr>
-        <w:hyperlink r:id="rId20" w:history="1">
+        <w:hyperlink r:id="rId19" w:history="1">
           <w:r>
             <w:rPr>
               <w:rStyle w:val="Hyperlink"/>
@@ -2831,7 +2799,86 @@
           <w:color w:val="000000"/>
           <w:sz w:val="24"/>
         </w:rPr>
-        <w:t xml:space="preserve"> bij de Vrije Univ</w:t>
+        <w:hyperlink r:id="rId19" w:history="1">
+          <w:r>
+            <w:rPr>
+              <w:rStyle w:val="Hyperlink"/>
+            </w:rPr>
+            <w:t xml:space="preserve"> bij de Vri</w:t>
+          </w:r>
+        </w:hyperlink>
+      </w:r>
+      <w:r>
+        <w:rPr>
+          <w:u w:val="single" w:color="0000ff"/>
+          <w:rFonts w:ascii="Charis SIL Regular" w:hAnsi="Charis SIL Regular" w:eastAsia="Charis SIL Regular"/>
+          <w:b w:val="0"/>
+          <w:i w:val="0"/>
+          <w:color w:val="000000"/>
+          <w:sz w:val="24"/>
+        </w:rPr>
+        <w:hyperlink r:id="rId19" w:history="1">
+          <w:r>
+            <w:rPr>
+              <w:rStyle w:val="Hyperlink"/>
+            </w:rPr>
+            <w:t>j</w:t>
+          </w:r>
+        </w:hyperlink>
+      </w:r>
+      <w:r>
+        <w:rPr>
+          <w:u w:val="single" w:color="0000ff"/>
+          <w:rFonts w:ascii="Charis SIL Regular" w:hAnsi="Charis SIL Regular" w:eastAsia="Charis SIL Regular"/>
+          <w:b w:val="0"/>
+          <w:i w:val="0"/>
+          <w:color w:val="000000"/>
+          <w:sz w:val="24"/>
+        </w:rPr>
+        <w:hyperlink r:id="rId19" w:history="1">
+          <w:r>
+            <w:rPr>
+              <w:rStyle w:val="Hyperlink"/>
+            </w:rPr>
+            <w:t>e U</w:t>
+          </w:r>
+        </w:hyperlink>
+      </w:r>
+      <w:r>
+        <w:rPr>
+          <w:u w:val="single" w:color="0000ff"/>
+          <w:rFonts w:ascii="Charis SIL Regular" w:hAnsi="Charis SIL Regular" w:eastAsia="Charis SIL Regular"/>
+          <w:b w:val="0"/>
+          <w:i w:val="0"/>
+          <w:color w:val="000000"/>
+          <w:sz w:val="24"/>
+        </w:rPr>
+        <w:hyperlink r:id="rId19" w:history="1">
+          <w:r>
+            <w:rPr>
+              <w:rStyle w:val="Hyperlink"/>
+            </w:rPr>
+            <w:t>n</w:t>
+          </w:r>
+        </w:hyperlink>
+      </w:r>
+      <w:r>
+        <w:rPr>
+          <w:u w:val="single" w:color="0000ff"/>
+          <w:rFonts w:ascii="Charis SIL Regular" w:hAnsi="Charis SIL Regular" w:eastAsia="Charis SIL Regular"/>
+          <w:b w:val="0"/>
+          <w:i w:val="0"/>
+          <w:color w:val="000000"/>
+          <w:sz w:val="24"/>
+        </w:rPr>
+        <w:hyperlink r:id="rId19" w:history="1">
+          <w:r>
+            <w:rPr>
+              <w:rStyle w:val="Hyperlink"/>
+            </w:rPr>
+            <w:t>iv</w:t>
+          </w:r>
+        </w:hyperlink>
       </w:r>
       <w:r>
         <w:rPr>
@@ -2869,7 +2916,43 @@
           <w:sz w:val="24"/>
           <w:u w:val="single"/>
         </w:rPr>
-        <w:t>Katholiek Docu</w:t>
+        <w:hyperlink r:id="rId21" w:history="1">
+          <w:r>
+            <w:rPr>
+              <w:rStyle w:val="Hyperlink"/>
+            </w:rPr>
+            <w:t>Katholiek</w:t>
+          </w:r>
+        </w:hyperlink>
+      </w:r>
+      <w:r>
+        <w:rPr>
+          <w:rFonts w:ascii="Charis SIL Regular" w:hAnsi="Charis SIL Regular" w:eastAsia="Charis SIL Regular"/>
+          <w:b w:val="0"/>
+          <w:i w:val="0"/>
+          <w:color w:val="0000FF"/>
+          <w:sz w:val="24"/>
+          <w:u w:val="single"/>
+        </w:rPr>
+        <w:t xml:space="preserve"> </w:t>
+      </w:r>
+      <w:r>
+        <w:rPr>
+          <w:rFonts w:ascii="Charis SIL Regular" w:hAnsi="Charis SIL Regular" w:eastAsia="Charis SIL Regular"/>
+          <w:b w:val="0"/>
+          <w:i w:val="0"/>
+          <w:color w:val="0000FF"/>
+          <w:sz w:val="24"/>
+          <w:u w:val="single"/>
+        </w:rPr>
+        <w:hyperlink r:id="rId21" w:history="1">
+          <w:r>
+            <w:rPr>
+              <w:rStyle w:val="Hyperlink"/>
+            </w:rPr>
+            <w:t>Docu</w:t>
+          </w:r>
+        </w:hyperlink>
       </w:r>
       <w:r>
         <w:rPr>
@@ -2945,7 +3028,14 @@
           <w:sz w:val="24"/>
           <w:u w:val="single"/>
         </w:rPr>
-        <w:t>C</w:t>
+        <w:hyperlink r:id="rId21" w:history="1">
+          <w:r>
+            <w:rPr>
+              <w:rStyle w:val="Hyperlink"/>
+            </w:rPr>
+            <w:t>C</w:t>
+          </w:r>
+        </w:hyperlink>
       </w:r>
       <w:r>
         <w:rPr>
@@ -2956,7 +3046,7 @@
           <w:sz w:val="24"/>
           <w:u w:val="single"/>
         </w:rPr>
-        <w:hyperlink r:id="rId19" w:history="1">
+        <w:hyperlink r:id="rId21" w:history="1">
           <w:r>
             <w:rPr>
               <w:rStyle w:val="Hyperlink"/>
@@ -2991,18 +3081,29 @@
           <w:color w:val="000000"/>
           <w:sz w:val="24"/>
         </w:rPr>
-        <w:t xml:space="preserve">n het </w:t>
-      </w:r>
-      <w:r>
-        <w:rPr>
+        <w:t xml:space="preserve">n </w:t>
+      </w:r>
+      <w:r>
+        <w:rPr>
+          <w:u w:val="single" w:color="0000ff"/>
           <w:rFonts w:ascii="Charis SIL Regular" w:hAnsi="Charis SIL Regular" w:eastAsia="Charis SIL Regular"/>
           <w:b w:val="0"/>
           <w:i w:val="0"/>
+          <w:color w:val="000000"/>
+          <w:sz w:val="24"/>
+        </w:rPr>
+        <w:t xml:space="preserve">het </w:t>
+      </w:r>
+      <w:r>
+        <w:rPr>
+          <w:rFonts w:ascii="Charis SIL Regular" w:hAnsi="Charis SIL Regular" w:eastAsia="Charis SIL Regular"/>
+          <w:b w:val="0"/>
+          <w:i w:val="0"/>
           <w:color w:val="0000FF"/>
           <w:sz w:val="24"/>
           <w:u w:val="single"/>
         </w:rPr>
-        <w:hyperlink r:id="rId21" w:history="1">
+        <w:hyperlink r:id="rId22" w:history="1">
           <w:r>
             <w:rPr>
               <w:rStyle w:val="Hyperlink"/>
@@ -3020,7 +3121,7 @@
           <w:sz w:val="24"/>
           <w:u w:val="single"/>
         </w:rPr>
-        <w:hyperlink r:id="rId21" w:history="1">
+        <w:hyperlink r:id="rId22" w:history="1">
           <w:r>
             <w:rPr>
               <w:rStyle w:val="Hyperlink"/>
@@ -3038,7 +3139,7 @@
           <w:sz w:val="24"/>
           <w:u w:val="single"/>
         </w:rPr>
-        <w:hyperlink r:id="rId21" w:history="1">
+        <w:hyperlink r:id="rId22" w:history="1">
           <w:r>
             <w:rPr>
               <w:rStyle w:val="Hyperlink"/>
@@ -3056,7 +3157,7 @@
           <w:sz w:val="24"/>
           <w:u w:val="single"/>
         </w:rPr>
-        <w:hyperlink r:id="rId21" w:history="1">
+        <w:hyperlink r:id="rId22" w:history="1">
           <w:r>
             <w:rPr>
               <w:rStyle w:val="Hyperlink"/>
@@ -3085,7 +3186,7 @@
           <w:sz w:val="24"/>
           <w:u w:val="single"/>
         </w:rPr>
-        <w:hyperlink r:id="rId21" w:history="1">
+        <w:hyperlink r:id="rId22" w:history="1">
           <w:r>
             <w:rPr>
               <w:rStyle w:val="Hyperlink"/>
@@ -3103,7 +3204,7 @@
           <w:sz w:val="24"/>
           <w:u w:val="single"/>
         </w:rPr>
-        <w:hyperlink r:id="rId21" w:history="1">
+        <w:hyperlink r:id="rId22" w:history="1">
           <w:r>
             <w:rPr>
               <w:rStyle w:val="Hyperlink"/>
@@ -3132,7 +3233,7 @@
           <w:sz w:val="24"/>
           <w:u w:val="single"/>
         </w:rPr>
-        <w:hyperlink r:id="rId21" w:history="1">
+        <w:hyperlink r:id="rId22" w:history="1">
           <w:r>
             <w:rPr>
               <w:rStyle w:val="Hyperlink"/>
@@ -3153,16 +3254,6 @@
       </w:r>
       <w:r>
         <w:rPr>
-          <w:rFonts w:ascii="Charis SIL Regular" w:hAnsi="Charis SIL Regular" w:eastAsia="Charis SIL Regular"/>
-          <w:b w:val="0"/>
-          <w:i w:val="0"/>
-          <w:color w:val="000000"/>
-          <w:sz w:val="24"/>
-        </w:rPr>
-        <w:t>de landen waar de zending en missie acti</w:t>
-      </w:r>
-      <w:r>
-        <w:rPr>
           <w:u w:val="single" w:color="0000ff"/>
           <w:rFonts w:ascii="Charis SIL Regular" w:hAnsi="Charis SIL Regular" w:eastAsia="Charis SIL Regular"/>
           <w:b w:val="0"/>
@@ -3171,6 +3262,81 @@
           <w:sz w:val="24"/>
         </w:rPr>
         <w:hyperlink r:id="rId21" w:history="1">
+          <w:r>
+            <w:rPr>
+              <w:rStyle w:val="Hyperlink"/>
+            </w:rPr>
+            <w:t>de landen</w:t>
+          </w:r>
+        </w:hyperlink>
+      </w:r>
+      <w:r>
+        <w:rPr>
+          <w:u w:val="single" w:color="0000ff"/>
+          <w:rFonts w:ascii="Charis SIL Regular" w:hAnsi="Charis SIL Regular" w:eastAsia="Charis SIL Regular"/>
+          <w:b w:val="0"/>
+          <w:i w:val="0"/>
+          <w:color w:val="000000"/>
+          <w:sz w:val="24"/>
+        </w:rPr>
+        <w:t xml:space="preserve"> </w:t>
+      </w:r>
+      <w:r>
+        <w:rPr>
+          <w:u w:val="single" w:color="0000ff"/>
+          <w:rFonts w:ascii="Charis SIL Regular" w:hAnsi="Charis SIL Regular" w:eastAsia="Charis SIL Regular"/>
+          <w:b w:val="0"/>
+          <w:i w:val="0"/>
+          <w:color w:val="000000"/>
+          <w:sz w:val="24"/>
+        </w:rPr>
+        <w:hyperlink r:id="rId21" w:history="1">
+          <w:r>
+            <w:rPr>
+              <w:rStyle w:val="Hyperlink"/>
+            </w:rPr>
+            <w:t>waar de zendi</w:t>
+          </w:r>
+        </w:hyperlink>
+      </w:r>
+      <w:r>
+        <w:rPr>
+          <w:u w:val="single" w:color="0000ff"/>
+          <w:rFonts w:ascii="Charis SIL Regular" w:hAnsi="Charis SIL Regular" w:eastAsia="Charis SIL Regular"/>
+          <w:b w:val="0"/>
+          <w:i w:val="0"/>
+          <w:color w:val="000000"/>
+          <w:sz w:val="24"/>
+        </w:rPr>
+        <w:hyperlink r:id="rId21" w:history="1">
+          <w:r>
+            <w:rPr>
+              <w:rStyle w:val="Hyperlink"/>
+            </w:rPr>
+            <w:t>ng en mi</w:t>
+          </w:r>
+        </w:hyperlink>
+      </w:r>
+      <w:r>
+        <w:rPr>
+          <w:rFonts w:ascii="Charis SIL Regular" w:hAnsi="Charis SIL Regular" w:eastAsia="Charis SIL Regular"/>
+          <w:b w:val="0"/>
+          <w:i w:val="0"/>
+          <w:color w:val="000000"/>
+          <w:sz w:val="24"/>
+        </w:rPr>
+        <w:t>ssie acti</w:t>
+      </w:r>
+      <w:r>
+        <w:rPr>
+          <w:u w:val="single" w:color="0000ff"/>
+          <w:rFonts w:ascii="Charis SIL Regular" w:hAnsi="Charis SIL Regular" w:eastAsia="Charis SIL Regular"/>
+          <w:b w:val="0"/>
+          <w:i w:val="0"/>
+          <w:color w:val="000000"/>
+          <w:sz w:val="24"/>
+        </w:rPr>
+        <w:hyperlink r:id="rId22" w:history="1">
           <w:r>
             <w:rPr>
               <w:rStyle w:val="Hyperlink"/>
@@ -3188,7 +3354,7 @@
           <w:color w:val="000000"/>
           <w:sz w:val="24"/>
         </w:rPr>
-        <w:hyperlink r:id="rId21" w:history="1">
+        <w:hyperlink r:id="rId22" w:history="1">
           <w:r>
             <w:rPr>
               <w:rStyle w:val="Hyperlink"/>
@@ -3206,7 +3372,7 @@
           <w:color w:val="000000"/>
           <w:sz w:val="24"/>
         </w:rPr>
-        <w:hyperlink r:id="rId21" w:history="1">
+        <w:hyperlink r:id="rId22" w:history="1">
           <w:r>
             <w:rPr>
               <w:rStyle w:val="Hyperlink"/>
@@ -3224,7 +3390,7 @@
           <w:color w:val="000000"/>
           <w:sz w:val="24"/>
         </w:rPr>
-        <w:hyperlink r:id="rId21" w:history="1">
+        <w:hyperlink r:id="rId22" w:history="1">
           <w:r>
             <w:rPr>
               <w:rStyle w:val="Hyperlink"/>
@@ -3242,7 +3408,7 @@
           <w:color w:val="000000"/>
           <w:sz w:val="24"/>
         </w:rPr>
-        <w:hyperlink r:id="rId21" w:history="1">
+        <w:hyperlink r:id="rId22" w:history="1">
           <w:r>
             <w:rPr>
               <w:rStyle w:val="Hyperlink"/>
@@ -3720,7 +3886,7 @@
           <w:sz w:val="24"/>
           <w:u w:val="single"/>
         </w:rPr>
-        <w:hyperlink r:id="rId22" w:history="1">
+        <w:hyperlink r:id="rId23" w:history="1">
           <w:r>
             <w:rPr>
               <w:rStyle w:val="Hyperlink"/>
@@ -3738,7 +3904,7 @@
           <w:sz w:val="24"/>
           <w:u w:val="single"/>
         </w:rPr>
-        <w:hyperlink r:id="rId22" w:history="1">
+        <w:hyperlink r:id="rId23" w:history="1">
           <w:r>
             <w:rPr>
               <w:rStyle w:val="Hyperlink"/>
@@ -3756,7 +3922,7 @@
           <w:sz w:val="24"/>
           <w:u w:val="single"/>
         </w:rPr>
-        <w:hyperlink r:id="rId22" w:history="1">
+        <w:hyperlink r:id="rId23" w:history="1">
           <w:r>
             <w:rPr>
               <w:rStyle w:val="Hyperlink"/>
@@ -3774,7 +3940,7 @@
           <w:sz w:val="24"/>
           <w:u w:val="single"/>
         </w:rPr>
-        <w:hyperlink r:id="rId22" w:history="1">
+        <w:hyperlink r:id="rId23" w:history="1">
           <w:r>
             <w:rPr>
               <w:rStyle w:val="Hyperlink"/>
@@ -3792,7 +3958,7 @@
           <w:sz w:val="24"/>
           <w:u w:val="single"/>
         </w:rPr>
-        <w:hyperlink r:id="rId22" w:history="1">
+        <w:hyperlink r:id="rId23" w:history="1">
           <w:r>
             <w:rPr>
               <w:rStyle w:val="Hyperlink"/>
@@ -3810,7 +3976,7 @@
           <w:sz w:val="24"/>
           <w:u w:val="single"/>
         </w:rPr>
-        <w:hyperlink r:id="rId22" w:history="1">
+        <w:hyperlink r:id="rId23" w:history="1">
           <w:r>
             <w:rPr>
               <w:rStyle w:val="Hyperlink"/>
@@ -3828,7 +3994,7 @@
           <w:sz w:val="24"/>
           <w:u w:val="single"/>
         </w:rPr>
-        <w:hyperlink r:id="rId22" w:history="1">
+        <w:hyperlink r:id="rId23" w:history="1">
           <w:r>
             <w:rPr>
               <w:rStyle w:val="Hyperlink"/>
@@ -4122,7 +4288,7 @@
           <w:sz w:val="24"/>
           <w:u w:val="single"/>
         </w:rPr>
-        <w:hyperlink r:id="rId23" w:history="1">
+        <w:hyperlink r:id="rId24" w:history="1">
           <w:r>
             <w:rPr>
               <w:rStyle w:val="Hyperlink"/>
@@ -4140,7 +4306,7 @@
           <w:sz w:val="24"/>
           <w:u w:val="single"/>
         </w:rPr>
-        <w:hyperlink r:id="rId23" w:history="1">
+        <w:hyperlink r:id="rId24" w:history="1">
           <w:r>
             <w:rPr>
               <w:rStyle w:val="Hyperlink"/>
@@ -4158,7 +4324,7 @@
           <w:sz w:val="24"/>
           <w:u w:val="single"/>
         </w:rPr>
-        <w:hyperlink r:id="rId23" w:history="1">
+        <w:hyperlink r:id="rId24" w:history="1">
           <w:r>
             <w:rPr>
               <w:rStyle w:val="Hyperlink"/>
@@ -4174,30 +4340,36 @@
           <w:i w:val="0"/>
           <w:color w:val="0000FF"/>
           <w:sz w:val="24"/>
+        </w:rPr>
+        <w:hyperlink r:id="rId24" w:history="1">
+          <w:r>
+            <w:rPr>
+              <w:rStyle w:val="Hyperlink"/>
+            </w:rPr>
+            <w:t>7</w:t>
+          </w:r>
+        </w:hyperlink>
+      </w:r>
+      <w:r>
+        <w:rPr>
+          <w:rFonts w:ascii="Charis SIL Regular" w:hAnsi="Charis SIL Regular" w:eastAsia="Charis SIL Regular"/>
+          <w:b w:val="0"/>
+          <w:i w:val="0"/>
+          <w:color w:val="0000FF"/>
+          <w:sz w:val="24"/>
+        </w:rPr>
+        <w:t xml:space="preserve">/ </w:t>
+      </w:r>
+      <w:r>
+        <w:rPr>
+          <w:rFonts w:ascii="Charis SIL Regular" w:hAnsi="Charis SIL Regular" w:eastAsia="Charis SIL Regular"/>
+          <w:b w:val="0"/>
+          <w:i w:val="0"/>
+          <w:color w:val="0000FF"/>
+          <w:sz w:val="24"/>
           <w:u w:val="single"/>
         </w:rPr>
-        <w:t>7</w:t>
-      </w:r>
-      <w:r>
-        <w:rPr>
-          <w:rFonts w:ascii="Charis SIL Regular" w:hAnsi="Charis SIL Regular" w:eastAsia="Charis SIL Regular"/>
-          <w:b w:val="0"/>
-          <w:i w:val="0"/>
-          <w:color w:val="0000FF"/>
-          <w:sz w:val="24"/>
-        </w:rPr>
-        <w:t xml:space="preserve">/ </w:t>
-      </w:r>
-      <w:r>
-        <w:rPr>
-          <w:rFonts w:ascii="Charis SIL Regular" w:hAnsi="Charis SIL Regular" w:eastAsia="Charis SIL Regular"/>
-          <w:b w:val="0"/>
-          <w:i w:val="0"/>
-          <w:color w:val="0000FF"/>
-          <w:sz w:val="24"/>
-          <w:u w:val="single"/>
-        </w:rPr>
-        <w:hyperlink r:id="rId23" w:history="1">
+        <w:hyperlink r:id="rId24" w:history="1">
           <w:r>
             <w:rPr>
               <w:rStyle w:val="Hyperlink"/>
@@ -4215,7 +4387,7 @@
           <w:sz w:val="24"/>
           <w:u w:val="single"/>
         </w:rPr>
-        <w:hyperlink r:id="rId23" w:history="1">
+        <w:hyperlink r:id="rId24" w:history="1">
           <w:r>
             <w:rPr>
               <w:rStyle w:val="Hyperlink"/>
@@ -4333,7 +4505,7 @@
           <w:sz w:val="24"/>
           <w:u w:val="single"/>
         </w:rPr>
-        <w:hyperlink r:id="rId24" w:history="1">
+        <w:hyperlink r:id="rId25" w:history="1">
           <w:r>
             <w:rPr>
               <w:rStyle w:val="Hyperlink"/>
@@ -4351,7 +4523,7 @@
           <w:sz w:val="24"/>
           <w:u w:val="single"/>
         </w:rPr>
-        <w:hyperlink r:id="rId24" w:history="1">
+        <w:hyperlink r:id="rId25" w:history="1">
           <w:r>
             <w:rPr>
               <w:rStyle w:val="Hyperlink"/>
@@ -4489,7 +4661,7 @@
           <w:sz w:val="24"/>
           <w:u w:val="single"/>
         </w:rPr>
-        <w:hyperlink r:id="rId25" w:history="1">
+        <w:hyperlink r:id="rId26" w:history="1">
           <w:r>
             <w:rPr>
               <w:rStyle w:val="Hyperlink"/>
@@ -4507,7 +4679,7 @@
           <w:sz w:val="24"/>
           <w:u w:val="single"/>
         </w:rPr>
-        <w:hyperlink r:id="rId25" w:history="1">
+        <w:hyperlink r:id="rId26" w:history="1">
           <w:r>
             <w:rPr>
               <w:rStyle w:val="Hyperlink"/>
@@ -4525,7 +4697,7 @@
           <w:sz w:val="24"/>
           <w:u w:val="single"/>
         </w:rPr>
-        <w:hyperlink r:id="rId25" w:history="1">
+        <w:hyperlink r:id="rId26" w:history="1">
           <w:r>
             <w:rPr>
               <w:rStyle w:val="Hyperlink"/>
@@ -4564,7 +4736,7 @@
           <w:sz w:val="24"/>
           <w:u w:val="single"/>
         </w:rPr>
-        <w:hyperlink r:id="rId25" w:history="1">
+        <w:hyperlink r:id="rId26" w:history="1">
           <w:r>
             <w:rPr>
               <w:rStyle w:val="Hyperlink"/>
@@ -4582,7 +4754,7 @@
           <w:sz w:val="24"/>
           <w:u w:val="single"/>
         </w:rPr>
-        <w:hyperlink r:id="rId25" w:history="1">
+        <w:hyperlink r:id="rId26" w:history="1">
           <w:r>
             <w:rPr>
               <w:rStyle w:val="Hyperlink"/>
@@ -4683,7 +4855,7 @@
           <w:sz w:val="24"/>
           <w:u w:val="single"/>
         </w:rPr>
-        <w:hyperlink r:id="rId26" w:history="1">
+        <w:hyperlink r:id="rId27" w:history="1">
           <w:r>
             <w:rPr>
               <w:rStyle w:val="Hyperlink"/>
@@ -4701,7 +4873,7 @@
           <w:sz w:val="24"/>
           <w:u w:val="single"/>
         </w:rPr>
-        <w:hyperlink r:id="rId26" w:history="1">
+        <w:hyperlink r:id="rId27" w:history="1">
           <w:r>
             <w:rPr>
               <w:rStyle w:val="Hyperlink"/>
@@ -4819,7 +4991,7 @@
           <w:sz w:val="24"/>
           <w:u w:val="single"/>
         </w:rPr>
-        <w:hyperlink r:id="rId27" w:history="1">
+        <w:hyperlink r:id="rId28" w:history="1">
           <w:r>
             <w:rPr>
               <w:rStyle w:val="Hyperlink"/>
@@ -4837,7 +5009,7 @@
           <w:sz w:val="24"/>
           <w:u w:val="single"/>
         </w:rPr>
-        <w:hyperlink r:id="rId27" w:history="1">
+        <w:hyperlink r:id="rId28" w:history="1">
           <w:r>
             <w:rPr>
               <w:rStyle w:val="Hyperlink"/>
@@ -4945,7 +5117,7 @@
           <w:sz w:val="24"/>
           <w:u w:val="single"/>
         </w:rPr>
-        <w:hyperlink r:id="rId28" w:history="1">
+        <w:hyperlink r:id="rId29" w:history="1">
           <w:r>
             <w:rPr>
               <w:rStyle w:val="Hyperlink"/>
@@ -4963,7 +5135,7 @@
           <w:sz w:val="24"/>
           <w:u w:val="single"/>
         </w:rPr>
-        <w:hyperlink r:id="rId28" w:history="1">
+        <w:hyperlink r:id="rId29" w:history="1">
           <w:r>
             <w:rPr>
               <w:rStyle w:val="Hyperlink"/>

--- a/EXPORTS/DOCX/published/niveau2/Dutch/ChristianMission.docx
+++ b/EXPORTS/DOCX/published/niveau2/Dutch/ChristianMission.docx
@@ -776,110 +776,8 @@
           <w:i w:val="0"/>
           <w:color w:val="0000FF"/>
           <w:sz w:val="24"/>
-          <w:u w:val="single"/>
-        </w:rPr>
-        <w:hyperlink r:id="rId11" w:history="1">
-          <w:r>
-            <w:rPr>
-              <w:rStyle w:val="Hyperlink"/>
-            </w:rPr>
-            <w:t>Co</w:t>
-          </w:r>
-        </w:hyperlink>
-      </w:r>
-      <w:r>
-        <w:rPr>
-          <w:rFonts w:ascii="Charis SIL Regular" w:hAnsi="Charis SIL Regular" w:eastAsia="Charis SIL Regular"/>
-          <w:b w:val="0"/>
-          <w:i w:val="0"/>
-          <w:color w:val="0000FF"/>
-          <w:sz w:val="24"/>
-          <w:u w:val="single"/>
-        </w:rPr>
-        <w:hyperlink r:id="rId11" w:history="1">
-          <w:r>
-            <w:rPr>
-              <w:rStyle w:val="Hyperlink"/>
-            </w:rPr>
-            <w:t>n</w:t>
-          </w:r>
-        </w:hyperlink>
-      </w:r>
-      <w:r>
-        <w:rPr>
-          <w:rFonts w:ascii="Charis SIL Regular" w:hAnsi="Charis SIL Regular" w:eastAsia="Charis SIL Regular"/>
-          <w:b w:val="0"/>
-          <w:i w:val="0"/>
-          <w:color w:val="0000FF"/>
-          <w:sz w:val="24"/>
-          <w:u w:val="single"/>
-        </w:rPr>
-        <w:hyperlink r:id="rId11" w:history="1">
-          <w:r>
-            <w:rPr>
-              <w:rStyle w:val="Hyperlink"/>
-            </w:rPr>
-            <w:t>gregatie</w:t>
-          </w:r>
-        </w:hyperlink>
-      </w:r>
-      <w:r>
-        <w:rPr>
-          <w:rFonts w:ascii="Charis SIL Regular" w:hAnsi="Charis SIL Regular" w:eastAsia="Charis SIL Regular"/>
-          <w:b w:val="0"/>
-          <w:i w:val="0"/>
-          <w:color w:val="0000FF"/>
-          <w:sz w:val="24"/>
-          <w:u w:val="single"/>
-        </w:rPr>
-        <w:t xml:space="preserve"> </w:t>
-      </w:r>
-      <w:r>
-        <w:rPr>
-          <w:rFonts w:ascii="Charis SIL Regular" w:hAnsi="Charis SIL Regular" w:eastAsia="Charis SIL Regular"/>
-          <w:b w:val="0"/>
-          <w:i w:val="0"/>
-          <w:color w:val="0000FF"/>
-          <w:sz w:val="24"/>
-          <w:u w:val="single"/>
-        </w:rPr>
-        <w:hyperlink r:id="rId11" w:history="1">
-          <w:r>
-            <w:rPr>
-              <w:rStyle w:val="Hyperlink"/>
-            </w:rPr>
-            <w:t>van</w:t>
-          </w:r>
-        </w:hyperlink>
-      </w:r>
-      <w:r>
-        <w:rPr>
-          <w:rFonts w:ascii="Charis SIL Regular" w:hAnsi="Charis SIL Regular" w:eastAsia="Charis SIL Regular"/>
-          <w:b w:val="0"/>
-          <w:i w:val="0"/>
-          <w:color w:val="0000FF"/>
-          <w:sz w:val="24"/>
-          <w:u w:val="single"/>
-        </w:rPr>
-        <w:t xml:space="preserve"> </w:t>
-      </w:r>
-      <w:r>
-        <w:rPr>
-          <w:rFonts w:ascii="Charis SIL Regular" w:hAnsi="Charis SIL Regular" w:eastAsia="Charis SIL Regular"/>
-          <w:b w:val="0"/>
-          <w:i w:val="0"/>
-          <w:color w:val="0000FF"/>
-          <w:sz w:val="24"/>
-          <w:u w:val="single"/>
-        </w:rPr>
-        <w:hyperlink r:id="rId11" w:history="1">
-          <w:r>
-            <w:rPr>
-              <w:rStyle w:val="Hyperlink"/>
-            </w:rPr>
-            <w:t>d</w:t>
-          </w:r>
-        </w:hyperlink>
+        </w:rPr>
+        <w:t>Congregatie van d</w:t>
       </w:r>
       <w:r>
         <w:rPr>
@@ -1013,7 +911,14 @@
           <w:color w:val="0000FF"/>
           <w:sz w:val="24"/>
         </w:rPr>
-        <w:t>Wereldmuseu</w:t>
+        <w:hyperlink r:id="rId12" w:history="1">
+          <w:r>
+            <w:rPr>
+              <w:rStyle w:val="Hyperlink"/>
+            </w:rPr>
+            <w:t>Wereldmuseu</w:t>
+          </w:r>
+        </w:hyperlink>
       </w:r>
       <w:r>
         <w:rPr>
@@ -1024,7 +929,7 @@
           <w:sz w:val="24"/>
           <w:u w:val="single"/>
         </w:rPr>
-        <w:hyperlink r:id="rId11" w:history="1">
+        <w:hyperlink r:id="rId12" w:history="1">
           <w:r>
             <w:rPr>
               <w:rStyle w:val="Hyperlink"/>
@@ -2583,7 +2488,7 @@
           <w:sz w:val="24"/>
           <w:u w:val="single"/>
         </w:rPr>
-        <w:hyperlink r:id="rId18" w:history="1">
+        <w:hyperlink r:id="rId19" w:history="1">
           <w:r>
             <w:rPr>
               <w:rStyle w:val="Hyperlink"/>
@@ -2612,7 +2517,7 @@
           <w:sz w:val="24"/>
           <w:u w:val="single"/>
         </w:rPr>
-        <w:hyperlink r:id="rId18" w:history="1">
+        <w:hyperlink r:id="rId19" w:history="1">
           <w:r>
             <w:rPr>
               <w:rStyle w:val="Hyperlink"/>
@@ -2630,7 +2535,7 @@
           <w:sz w:val="24"/>
           <w:u w:val="single"/>
         </w:rPr>
-        <w:hyperlink r:id="rId18" w:history="1">
+        <w:hyperlink r:id="rId19" w:history="1">
           <w:r>
             <w:rPr>
               <w:rStyle w:val="Hyperlink"/>
@@ -2641,13 +2546,21 @@
       </w:r>
       <w:r>
         <w:rPr>
+          <w:u w:val="single" w:color="0000ff"/>
           <w:rFonts w:ascii="Charis SIL Regular" w:hAnsi="Charis SIL Regular" w:eastAsia="Charis SIL Regular"/>
           <w:b w:val="0"/>
           <w:i w:val="0"/>
           <w:color w:val="000000"/>
           <w:sz w:val="24"/>
         </w:rPr>
-        <w:t xml:space="preserve">, </w:t>
+        <w:hyperlink r:id="rId18" w:history="1">
+          <w:r>
+            <w:rPr>
+              <w:rStyle w:val="Hyperlink"/>
+            </w:rPr>
+            <w:t xml:space="preserve">, </w:t>
+          </w:r>
+        </w:hyperlink>
       </w:r>
       <w:r>
         <w:rPr>
@@ -2721,7 +2634,6 @@
           <w:i w:val="0"/>
           <w:color w:val="0000FF"/>
           <w:sz w:val="24"/>
-          <w:u w:val="single"/>
         </w:rPr>
         <w:t>t</w:t>
       </w:r>
@@ -2963,7 +2875,7 @@
           <w:sz w:val="24"/>
           <w:u w:val="single"/>
         </w:rPr>
-        <w:hyperlink r:id="rId19" w:history="1">
+        <w:hyperlink r:id="rId21" w:history="1">
           <w:r>
             <w:rPr>
               <w:rStyle w:val="Hyperlink"/>
@@ -2981,7 +2893,7 @@
           <w:sz w:val="24"/>
           <w:u w:val="single"/>
         </w:rPr>
-        <w:hyperlink r:id="rId19" w:history="1">
+        <w:hyperlink r:id="rId21" w:history="1">
           <w:r>
             <w:rPr>
               <w:rStyle w:val="Hyperlink"/>
@@ -3028,14 +2940,7 @@
           <w:sz w:val="24"/>
           <w:u w:val="single"/>
         </w:rPr>
-        <w:hyperlink r:id="rId21" w:history="1">
-          <w:r>
-            <w:rPr>
-              <w:rStyle w:val="Hyperlink"/>
-            </w:rPr>
-            <w:t>C</w:t>
-          </w:r>
-        </w:hyperlink>
+        <w:t>C</w:t>
       </w:r>
       <w:r>
         <w:rPr>
@@ -3046,7 +2951,7 @@
           <w:sz w:val="24"/>
           <w:u w:val="single"/>
         </w:rPr>
-        <w:hyperlink r:id="rId21" w:history="1">
+        <w:hyperlink r:id="rId19" w:history="1">
           <w:r>
             <w:rPr>
               <w:rStyle w:val="Hyperlink"/>
@@ -3057,42 +2962,13 @@
       </w:r>
       <w:r>
         <w:rPr>
-          <w:u w:val="single" w:color="0000ff"/>
           <w:rFonts w:ascii="Charis SIL Regular" w:hAnsi="Charis SIL Regular" w:eastAsia="Charis SIL Regular"/>
           <w:b w:val="0"/>
           <w:i w:val="0"/>
           <w:color w:val="000000"/>
           <w:sz w:val="24"/>
         </w:rPr>
-        <w:hyperlink r:id="rId19" w:history="1">
-          <w:r>
-            <w:rPr>
-              <w:rStyle w:val="Hyperlink"/>
-            </w:rPr>
-            <w:t>, e</w:t>
-          </w:r>
-        </w:hyperlink>
-      </w:r>
-      <w:r>
-        <w:rPr>
-          <w:rFonts w:ascii="Charis SIL Regular" w:hAnsi="Charis SIL Regular" w:eastAsia="Charis SIL Regular"/>
-          <w:b w:val="0"/>
-          <w:i w:val="0"/>
-          <w:color w:val="000000"/>
-          <w:sz w:val="24"/>
-        </w:rPr>
-        <w:t xml:space="preserve">n </w:t>
-      </w:r>
-      <w:r>
-        <w:rPr>
-          <w:u w:val="single" w:color="0000ff"/>
-          <w:rFonts w:ascii="Charis SIL Regular" w:hAnsi="Charis SIL Regular" w:eastAsia="Charis SIL Regular"/>
-          <w:b w:val="0"/>
-          <w:i w:val="0"/>
-          <w:color w:val="000000"/>
-          <w:sz w:val="24"/>
-        </w:rPr>
-        <w:t xml:space="preserve">het </w:t>
+        <w:t xml:space="preserve">, en het </w:t>
       </w:r>
       <w:r>
         <w:rPr>
@@ -3103,7 +2979,7 @@
           <w:sz w:val="24"/>
           <w:u w:val="single"/>
         </w:rPr>
-        <w:hyperlink r:id="rId22" w:history="1">
+        <w:hyperlink r:id="rId20" w:history="1">
           <w:r>
             <w:rPr>
               <w:rStyle w:val="Hyperlink"/>
@@ -3121,7 +2997,7 @@
           <w:sz w:val="24"/>
           <w:u w:val="single"/>
         </w:rPr>
-        <w:hyperlink r:id="rId22" w:history="1">
+        <w:hyperlink r:id="rId20" w:history="1">
           <w:r>
             <w:rPr>
               <w:rStyle w:val="Hyperlink"/>
@@ -3139,7 +3015,7 @@
           <w:sz w:val="24"/>
           <w:u w:val="single"/>
         </w:rPr>
-        <w:hyperlink r:id="rId22" w:history="1">
+        <w:hyperlink r:id="rId20" w:history="1">
           <w:r>
             <w:rPr>
               <w:rStyle w:val="Hyperlink"/>
@@ -3157,7 +3033,7 @@
           <w:sz w:val="24"/>
           <w:u w:val="single"/>
         </w:rPr>
-        <w:hyperlink r:id="rId22" w:history="1">
+        <w:hyperlink r:id="rId20" w:history="1">
           <w:r>
             <w:rPr>
               <w:rStyle w:val="Hyperlink"/>
@@ -4340,15 +4216,9 @@
           <w:i w:val="0"/>
           <w:color w:val="0000FF"/>
           <w:sz w:val="24"/>
-        </w:rPr>
-        <w:hyperlink r:id="rId24" w:history="1">
-          <w:r>
-            <w:rPr>
-              <w:rStyle w:val="Hyperlink"/>
-            </w:rPr>
-            <w:t>7</w:t>
-          </w:r>
-        </w:hyperlink>
+          <w:u w:val="single"/>
+        </w:rPr>
+        <w:t>7</w:t>
       </w:r>
       <w:r>
         <w:rPr>
